--- a/Internal Research/Marketing Agency Desk Research.docx
+++ b/Internal Research/Marketing Agency Desk Research.docx
@@ -1902,12 +1902,12 @@
           <wp:inline distB="114300" distT="114300" distL="114300" distR="114300">
             <wp:extent cx="6527800" cy="3671888"/>
             <wp:effectExtent b="0" l="0" r="0" t="0"/>
-            <wp:docPr id="3" name="image22.png"/>
+            <wp:docPr id="3" name="image32.png"/>
             <a:graphic>
               <a:graphicData uri="http://schemas.openxmlformats.org/drawingml/2006/picture">
                 <pic:pic>
                   <pic:nvPicPr>
-                    <pic:cNvPr id="0" name="image22.png"/>
+                    <pic:cNvPr id="0" name="image32.png"/>
                     <pic:cNvPicPr preferRelativeResize="0"/>
                   </pic:nvPicPr>
                   <pic:blipFill>
@@ -7075,12 +7075,12 @@
           <wp:inline distB="114300" distT="114300" distL="114300" distR="114300">
             <wp:extent cx="5943600" cy="3048000"/>
             <wp:effectExtent b="0" l="0" r="0" t="0"/>
-            <wp:docPr id="16" name="image7.png"/>
+            <wp:docPr id="16" name="image15.png"/>
             <a:graphic>
               <a:graphicData uri="http://schemas.openxmlformats.org/drawingml/2006/picture">
                 <pic:pic>
                   <pic:nvPicPr>
-                    <pic:cNvPr id="0" name="image7.png"/>
+                    <pic:cNvPr id="0" name="image15.png"/>
                     <pic:cNvPicPr preferRelativeResize="0"/>
                   </pic:nvPicPr>
                   <pic:blipFill>
@@ -7121,12 +7121,12 @@
           <wp:inline distB="114300" distT="114300" distL="114300" distR="114300">
             <wp:extent cx="5943600" cy="3949700"/>
             <wp:effectExtent b="0" l="0" r="0" t="0"/>
-            <wp:docPr id="10" name="image29.png"/>
+            <wp:docPr id="10" name="image31.png"/>
             <a:graphic>
               <a:graphicData uri="http://schemas.openxmlformats.org/drawingml/2006/picture">
                 <pic:pic>
                   <pic:nvPicPr>
-                    <pic:cNvPr id="0" name="image29.png"/>
+                    <pic:cNvPr id="0" name="image31.png"/>
                     <pic:cNvPicPr preferRelativeResize="0"/>
                   </pic:nvPicPr>
                   <pic:blipFill>
@@ -7541,12 +7541,12 @@
           <wp:inline distB="114300" distT="114300" distL="114300" distR="114300">
             <wp:extent cx="177800" cy="228600"/>
             <wp:effectExtent b="0" l="0" r="0" t="0"/>
-            <wp:docPr id="25" name="image30.gif"/>
+            <wp:docPr id="25" name="image9.gif"/>
             <a:graphic>
               <a:graphicData uri="http://schemas.openxmlformats.org/drawingml/2006/picture">
                 <pic:pic>
                   <pic:nvPicPr>
-                    <pic:cNvPr id="0" name="image30.gif"/>
+                    <pic:cNvPr id="0" name="image9.gif"/>
                     <pic:cNvPicPr preferRelativeResize="0"/>
                   </pic:nvPicPr>
                   <pic:blipFill>
@@ -7579,12 +7579,12 @@
           <wp:inline distB="114300" distT="114300" distL="114300" distR="114300">
             <wp:extent cx="127000" cy="228600"/>
             <wp:effectExtent b="0" l="0" r="0" t="0"/>
-            <wp:docPr id="34" name="image27.gif"/>
+            <wp:docPr id="34" name="image30.gif"/>
             <a:graphic>
               <a:graphicData uri="http://schemas.openxmlformats.org/drawingml/2006/picture">
                 <pic:pic>
                   <pic:nvPicPr>
-                    <pic:cNvPr id="0" name="image27.gif"/>
+                    <pic:cNvPr id="0" name="image30.gif"/>
                     <pic:cNvPicPr preferRelativeResize="0"/>
                   </pic:nvPicPr>
                   <pic:blipFill>
@@ -7697,7 +7697,895 @@
           <wp:inline distB="114300" distT="114300" distL="114300" distR="114300">
             <wp:extent cx="177800" cy="228600"/>
             <wp:effectExtent b="0" l="0" r="0" t="0"/>
-            <wp:docPr id="30" name="image25.gif"/>
+            <wp:docPr id="30" name="image21.gif"/>
+            <a:graphic>
+              <a:graphicData uri="http://schemas.openxmlformats.org/drawingml/2006/picture">
+                <pic:pic>
+                  <pic:nvPicPr>
+                    <pic:cNvPr id="0" name="image21.gif"/>
+                    <pic:cNvPicPr preferRelativeResize="0"/>
+                  </pic:nvPicPr>
+                  <pic:blipFill>
+                    <a:blip r:embed="rId12"/>
+                    <a:srcRect b="0" l="0" r="0" t="0"/>
+                    <a:stretch>
+                      <a:fillRect/>
+                    </a:stretch>
+                  </pic:blipFill>
+                  <pic:spPr>
+                    <a:xfrm>
+                      <a:off x="0" y="0"/>
+                      <a:ext cx="177800" cy="228600"/>
+                    </a:xfrm>
+                    <a:prstGeom prst="rect"/>
+                    <a:ln/>
+                  </pic:spPr>
+                </pic:pic>
+              </a:graphicData>
+            </a:graphic>
+          </wp:inline>
+        </w:drawing>
+      </w:r>
+      <w:r>
+        <w:rPr>
+          <w:rFonts w:ascii="Roboto" w:cs="Roboto" w:eastAsia="Roboto" w:hAnsi="Roboto"/>
+          <w:color w:val="0a0a0a"/>
+        </w:rPr>
+        <w:drawing>
+          <wp:inline distB="114300" distT="114300" distL="114300" distR="114300">
+            <wp:extent cx="127000" cy="228600"/>
+            <wp:effectExtent b="0" l="0" r="0" t="0"/>
+            <wp:docPr id="9" name="image6.gif"/>
+            <a:graphic>
+              <a:graphicData uri="http://schemas.openxmlformats.org/drawingml/2006/picture">
+                <pic:pic>
+                  <pic:nvPicPr>
+                    <pic:cNvPr id="0" name="image6.gif"/>
+                    <pic:cNvPicPr preferRelativeResize="0"/>
+                  </pic:nvPicPr>
+                  <pic:blipFill>
+                    <a:blip r:embed="rId12"/>
+                    <a:srcRect b="0" l="0" r="0" t="0"/>
+                    <a:stretch>
+                      <a:fillRect/>
+                    </a:stretch>
+                  </pic:blipFill>
+                  <pic:spPr>
+                    <a:xfrm>
+                      <a:off x="0" y="0"/>
+                      <a:ext cx="127000" cy="228600"/>
+                    </a:xfrm>
+                    <a:prstGeom prst="rect"/>
+                    <a:ln/>
+                  </pic:spPr>
+                </pic:pic>
+              </a:graphicData>
+            </a:graphic>
+          </wp:inline>
+        </w:drawing>
+      </w:r>
+      <w:r>
+        <w:rPr>
+          <w:rFonts w:ascii="Roboto" w:cs="Roboto" w:eastAsia="Roboto" w:hAnsi="Roboto"/>
+          <w:color w:val="0a0a0a"/>
+          <w:rtl w:val="0"/>
+        </w:rPr>
+        <w:t xml:space="preserve"> by the end of Q2 by launching a new targeted LinkedIn ad campaign, as discussed on the Pepperland Marketing blog.</w:t>
+      </w:r>
+    </w:p>
+    <w:p>
+      <w:pPr>
+        <w:numPr>
+          <w:ilvl w:val="0"/>
+          <w:numId w:val="21"/>
+        </w:numPr>
+        <w:pBdr>
+          <w:top w:color="auto" w:space="0" w:sz="0" w:val="none"/>
+          <w:bottom w:color="auto" w:space="0" w:sz="0" w:val="none"/>
+          <w:right w:color="auto" w:space="0" w:sz="0" w:val="none"/>
+          <w:between w:color="auto" w:space="0" w:sz="0" w:val="none"/>
+        </w:pBdr>
+        <w:shd w:fill="ffffff" w:val="clear"/>
+        <w:spacing w:after="0" w:afterAutospacing="0" w:before="0" w:beforeAutospacing="0" w:line="360" w:lineRule="auto"/>
+        <w:ind w:left="720" w:hanging="360"/>
+      </w:pPr>
+      <w:r>
+        <w:rPr>
+          <w:rFonts w:ascii="Roboto" w:cs="Roboto" w:eastAsia="Roboto" w:hAnsi="Roboto"/>
+          <w:color w:val="0a0a0a"/>
+          <w:rtl w:val="0"/>
+        </w:rPr>
+        <w:t xml:space="preserve">Boost Conversion Rate: Increase the website lead conversion rate from </w:t>
+      </w:r>
+      <w:r>
+        <w:rPr>
+          <w:rFonts w:ascii="Roboto" w:cs="Roboto" w:eastAsia="Roboto" w:hAnsi="Roboto"/>
+          <w:color w:val="0a0a0a"/>
+        </w:rPr>
+        <w:drawing>
+          <wp:inline distB="114300" distT="114300" distL="114300" distR="114300">
+            <wp:extent cx="88900" cy="228600"/>
+            <wp:effectExtent b="0" l="0" r="0" t="0"/>
+            <wp:docPr id="20" name="image23.gif"/>
+            <a:graphic>
+              <a:graphicData uri="http://schemas.openxmlformats.org/drawingml/2006/picture">
+                <pic:pic>
+                  <pic:nvPicPr>
+                    <pic:cNvPr id="0" name="image23.gif"/>
+                    <pic:cNvPicPr preferRelativeResize="0"/>
+                  </pic:nvPicPr>
+                  <pic:blipFill>
+                    <a:blip r:embed="rId12"/>
+                    <a:srcRect b="0" l="0" r="0" t="0"/>
+                    <a:stretch>
+                      <a:fillRect/>
+                    </a:stretch>
+                  </pic:blipFill>
+                  <pic:spPr>
+                    <a:xfrm>
+                      <a:off x="0" y="0"/>
+                      <a:ext cx="88900" cy="228600"/>
+                    </a:xfrm>
+                    <a:prstGeom prst="rect"/>
+                    <a:ln/>
+                  </pic:spPr>
+                </pic:pic>
+              </a:graphicData>
+            </a:graphic>
+          </wp:inline>
+        </w:drawing>
+      </w:r>
+      <w:r>
+        <w:rPr>
+          <w:rFonts w:ascii="Roboto" w:cs="Roboto" w:eastAsia="Roboto" w:hAnsi="Roboto"/>
+          <w:color w:val="0a0a0a"/>
+        </w:rPr>
+        <w:drawing>
+          <wp:inline distB="114300" distT="114300" distL="114300" distR="114300">
+            <wp:extent cx="127000" cy="228600"/>
+            <wp:effectExtent b="0" l="0" r="0" t="0"/>
+            <wp:docPr id="5" name="image5.gif"/>
+            <a:graphic>
+              <a:graphicData uri="http://schemas.openxmlformats.org/drawingml/2006/picture">
+                <pic:pic>
+                  <pic:nvPicPr>
+                    <pic:cNvPr id="0" name="image5.gif"/>
+                    <pic:cNvPicPr preferRelativeResize="0"/>
+                  </pic:nvPicPr>
+                  <pic:blipFill>
+                    <a:blip r:embed="rId12"/>
+                    <a:srcRect b="0" l="0" r="0" t="0"/>
+                    <a:stretch>
+                      <a:fillRect/>
+                    </a:stretch>
+                  </pic:blipFill>
+                  <pic:spPr>
+                    <a:xfrm>
+                      <a:off x="0" y="0"/>
+                      <a:ext cx="127000" cy="228600"/>
+                    </a:xfrm>
+                    <a:prstGeom prst="rect"/>
+                    <a:ln/>
+                  </pic:spPr>
+                </pic:pic>
+              </a:graphicData>
+            </a:graphic>
+          </wp:inline>
+        </w:drawing>
+      </w:r>
+      <w:r>
+        <w:rPr>
+          <w:rFonts w:ascii="Roboto" w:cs="Roboto" w:eastAsia="Roboto" w:hAnsi="Roboto"/>
+          <w:color w:val="0a0a0a"/>
+          <w:rtl w:val="0"/>
+        </w:rPr>
+        <w:t xml:space="preserve"> to </w:t>
+      </w:r>
+      <w:r>
+        <w:rPr>
+          <w:rFonts w:ascii="Roboto" w:cs="Roboto" w:eastAsia="Roboto" w:hAnsi="Roboto"/>
+          <w:color w:val="0a0a0a"/>
+        </w:rPr>
+        <w:drawing>
+          <wp:inline distB="114300" distT="114300" distL="114300" distR="114300">
+            <wp:extent cx="215900" cy="228600"/>
+            <wp:effectExtent b="0" l="0" r="0" t="0"/>
+            <wp:docPr id="8" name="image4.gif"/>
+            <a:graphic>
+              <a:graphicData uri="http://schemas.openxmlformats.org/drawingml/2006/picture">
+                <pic:pic>
+                  <pic:nvPicPr>
+                    <pic:cNvPr id="0" name="image4.gif"/>
+                    <pic:cNvPicPr preferRelativeResize="0"/>
+                  </pic:nvPicPr>
+                  <pic:blipFill>
+                    <a:blip r:embed="rId12"/>
+                    <a:srcRect b="0" l="0" r="0" t="0"/>
+                    <a:stretch>
+                      <a:fillRect/>
+                    </a:stretch>
+                  </pic:blipFill>
+                  <pic:spPr>
+                    <a:xfrm>
+                      <a:off x="0" y="0"/>
+                      <a:ext cx="215900" cy="228600"/>
+                    </a:xfrm>
+                    <a:prstGeom prst="rect"/>
+                    <a:ln/>
+                  </pic:spPr>
+                </pic:pic>
+              </a:graphicData>
+            </a:graphic>
+          </wp:inline>
+        </w:drawing>
+      </w:r>
+      <w:r>
+        <w:rPr>
+          <w:rFonts w:ascii="Roboto" w:cs="Roboto" w:eastAsia="Roboto" w:hAnsi="Roboto"/>
+          <w:color w:val="0a0a0a"/>
+        </w:rPr>
+        <w:drawing>
+          <wp:inline distB="114300" distT="114300" distL="114300" distR="114300">
+            <wp:extent cx="127000" cy="228600"/>
+            <wp:effectExtent b="0" l="0" r="0" t="0"/>
+            <wp:docPr id="17" name="image1.gif"/>
+            <a:graphic>
+              <a:graphicData uri="http://schemas.openxmlformats.org/drawingml/2006/picture">
+                <pic:pic>
+                  <pic:nvPicPr>
+                    <pic:cNvPr id="0" name="image1.gif"/>
+                    <pic:cNvPicPr preferRelativeResize="0"/>
+                  </pic:nvPicPr>
+                  <pic:blipFill>
+                    <a:blip r:embed="rId12"/>
+                    <a:srcRect b="0" l="0" r="0" t="0"/>
+                    <a:stretch>
+                      <a:fillRect/>
+                    </a:stretch>
+                  </pic:blipFill>
+                  <pic:spPr>
+                    <a:xfrm>
+                      <a:off x="0" y="0"/>
+                      <a:ext cx="127000" cy="228600"/>
+                    </a:xfrm>
+                    <a:prstGeom prst="rect"/>
+                    <a:ln/>
+                  </pic:spPr>
+                </pic:pic>
+              </a:graphicData>
+            </a:graphic>
+          </wp:inline>
+        </w:drawing>
+      </w:r>
+      <w:r>
+        <w:rPr>
+          <w:rFonts w:ascii="Roboto" w:cs="Roboto" w:eastAsia="Roboto" w:hAnsi="Roboto"/>
+          <w:color w:val="0a0a0a"/>
+          <w:rtl w:val="0"/>
+        </w:rPr>
+        <w:t xml:space="preserve"> by updating the contact form and landing page design by June 30th, similar to goals on the Pepperland Marketing blog.</w:t>
+      </w:r>
+    </w:p>
+    <w:p>
+      <w:pPr>
+        <w:numPr>
+          <w:ilvl w:val="0"/>
+          <w:numId w:val="21"/>
+        </w:numPr>
+        <w:pBdr>
+          <w:top w:color="auto" w:space="0" w:sz="0" w:val="none"/>
+          <w:bottom w:color="auto" w:space="0" w:sz="0" w:val="none"/>
+          <w:right w:color="auto" w:space="0" w:sz="0" w:val="none"/>
+          <w:between w:color="auto" w:space="0" w:sz="0" w:val="none"/>
+        </w:pBdr>
+        <w:shd w:fill="ffffff" w:val="clear"/>
+        <w:spacing w:after="420" w:before="0" w:beforeAutospacing="0" w:line="360" w:lineRule="auto"/>
+        <w:ind w:left="720" w:right="100" w:hanging="360"/>
+      </w:pPr>
+      <w:r>
+        <w:rPr>
+          <w:rFonts w:ascii="Roboto" w:cs="Roboto" w:eastAsia="Roboto" w:hAnsi="Roboto"/>
+          <w:color w:val="0a0a0a"/>
+          <w:rtl w:val="0"/>
+        </w:rPr>
+        <w:t xml:space="preserve">Grow Email List: Grow the email subscriber base by </w:t>
+      </w:r>
+      <w:r>
+        <w:rPr>
+          <w:rFonts w:ascii="Roboto" w:cs="Roboto" w:eastAsia="Roboto" w:hAnsi="Roboto"/>
+          <w:color w:val="0a0a0a"/>
+        </w:rPr>
+        <w:drawing>
+          <wp:inline distB="114300" distT="114300" distL="114300" distR="114300">
+            <wp:extent cx="177800" cy="228600"/>
+            <wp:effectExtent b="0" l="0" r="0" t="0"/>
+            <wp:docPr id="19" name="image13.gif"/>
+            <a:graphic>
+              <a:graphicData uri="http://schemas.openxmlformats.org/drawingml/2006/picture">
+                <pic:pic>
+                  <pic:nvPicPr>
+                    <pic:cNvPr id="0" name="image13.gif"/>
+                    <pic:cNvPicPr preferRelativeResize="0"/>
+                  </pic:nvPicPr>
+                  <pic:blipFill>
+                    <a:blip r:embed="rId12"/>
+                    <a:srcRect b="0" l="0" r="0" t="0"/>
+                    <a:stretch>
+                      <a:fillRect/>
+                    </a:stretch>
+                  </pic:blipFill>
+                  <pic:spPr>
+                    <a:xfrm>
+                      <a:off x="0" y="0"/>
+                      <a:ext cx="177800" cy="228600"/>
+                    </a:xfrm>
+                    <a:prstGeom prst="rect"/>
+                    <a:ln/>
+                  </pic:spPr>
+                </pic:pic>
+              </a:graphicData>
+            </a:graphic>
+          </wp:inline>
+        </w:drawing>
+      </w:r>
+      <w:r>
+        <w:rPr>
+          <w:rFonts w:ascii="Roboto" w:cs="Roboto" w:eastAsia="Roboto" w:hAnsi="Roboto"/>
+          <w:color w:val="0a0a0a"/>
+        </w:rPr>
+        <w:drawing>
+          <wp:inline distB="114300" distT="114300" distL="114300" distR="114300">
+            <wp:extent cx="127000" cy="228600"/>
+            <wp:effectExtent b="0" l="0" r="0" t="0"/>
+            <wp:docPr id="23" name="image28.gif"/>
+            <a:graphic>
+              <a:graphicData uri="http://schemas.openxmlformats.org/drawingml/2006/picture">
+                <pic:pic>
+                  <pic:nvPicPr>
+                    <pic:cNvPr id="0" name="image28.gif"/>
+                    <pic:cNvPicPr preferRelativeResize="0"/>
+                  </pic:nvPicPr>
+                  <pic:blipFill>
+                    <a:blip r:embed="rId12"/>
+                    <a:srcRect b="0" l="0" r="0" t="0"/>
+                    <a:stretch>
+                      <a:fillRect/>
+                    </a:stretch>
+                  </pic:blipFill>
+                  <pic:spPr>
+                    <a:xfrm>
+                      <a:off x="0" y="0"/>
+                      <a:ext cx="127000" cy="228600"/>
+                    </a:xfrm>
+                    <a:prstGeom prst="rect"/>
+                    <a:ln/>
+                  </pic:spPr>
+                </pic:pic>
+              </a:graphicData>
+            </a:graphic>
+          </wp:inline>
+        </w:drawing>
+      </w:r>
+      <w:r>
+        <w:rPr>
+          <w:rFonts w:ascii="Roboto" w:cs="Roboto" w:eastAsia="Roboto" w:hAnsi="Roboto"/>
+          <w:color w:val="0a0a0a"/>
+          <w:rtl w:val="0"/>
+        </w:rPr>
+        <w:t xml:space="preserve"> (an additional 500 subscribers) within two months by launching a new whitepaper download, as suggested on the Smartsheet website. </w:t>
+      </w:r>
+    </w:p>
+    <w:p>
+      <w:pPr>
+        <w:shd w:fill="ffffff" w:val="clear"/>
+        <w:spacing w:line="305.4545454545455" w:lineRule="auto"/>
+        <w:rPr>
+          <w:rFonts w:ascii="Roboto" w:cs="Roboto" w:eastAsia="Roboto" w:hAnsi="Roboto"/>
+          <w:color w:val="001d35"/>
+          <w:sz w:val="33"/>
+          <w:szCs w:val="33"/>
+        </w:rPr>
+      </w:pPr>
+      <w:r>
+        <w:rPr>
+          <w:rFonts w:ascii="Roboto" w:cs="Roboto" w:eastAsia="Roboto" w:hAnsi="Roboto"/>
+          <w:color w:val="001d35"/>
+          <w:sz w:val="33"/>
+          <w:szCs w:val="33"/>
+          <w:rtl w:val="0"/>
+        </w:rPr>
+        <w:t xml:space="preserve">Social Media &amp; Brand Awareness</w:t>
+      </w:r>
+    </w:p>
+    <w:p>
+      <w:pPr>
+        <w:numPr>
+          <w:ilvl w:val="0"/>
+          <w:numId w:val="7"/>
+        </w:numPr>
+        <w:pBdr>
+          <w:top w:color="auto" w:space="0" w:sz="0" w:val="none"/>
+          <w:bottom w:color="auto" w:space="0" w:sz="0" w:val="none"/>
+          <w:right w:color="auto" w:space="0" w:sz="0" w:val="none"/>
+          <w:between w:color="auto" w:space="0" w:sz="0" w:val="none"/>
+        </w:pBdr>
+        <w:shd w:fill="ffffff" w:val="clear"/>
+        <w:spacing w:after="0" w:afterAutospacing="0" w:before="180" w:line="360" w:lineRule="auto"/>
+        <w:ind w:left="720" w:hanging="360"/>
+      </w:pPr>
+      <w:r>
+        <w:rPr>
+          <w:rFonts w:ascii="Roboto" w:cs="Roboto" w:eastAsia="Roboto" w:hAnsi="Roboto"/>
+          <w:color w:val="0a0a0a"/>
+          <w:rtl w:val="0"/>
+        </w:rPr>
+        <w:t xml:space="preserve">Boost Engagement: Increase Instagram engagement rate by </w:t>
+      </w:r>
+      <w:r>
+        <w:rPr>
+          <w:rFonts w:ascii="Roboto" w:cs="Roboto" w:eastAsia="Roboto" w:hAnsi="Roboto"/>
+          <w:color w:val="0a0a0a"/>
+        </w:rPr>
+        <w:drawing>
+          <wp:inline distB="114300" distT="114300" distL="114300" distR="114300">
+            <wp:extent cx="177800" cy="228600"/>
+            <wp:effectExtent b="0" l="0" r="0" t="0"/>
+            <wp:docPr id="2" name="image19.gif"/>
+            <a:graphic>
+              <a:graphicData uri="http://schemas.openxmlformats.org/drawingml/2006/picture">
+                <pic:pic>
+                  <pic:nvPicPr>
+                    <pic:cNvPr id="0" name="image19.gif"/>
+                    <pic:cNvPicPr preferRelativeResize="0"/>
+                  </pic:nvPicPr>
+                  <pic:blipFill>
+                    <a:blip r:embed="rId12"/>
+                    <a:srcRect b="0" l="0" r="0" t="0"/>
+                    <a:stretch>
+                      <a:fillRect/>
+                    </a:stretch>
+                  </pic:blipFill>
+                  <pic:spPr>
+                    <a:xfrm>
+                      <a:off x="0" y="0"/>
+                      <a:ext cx="177800" cy="228600"/>
+                    </a:xfrm>
+                    <a:prstGeom prst="rect"/>
+                    <a:ln/>
+                  </pic:spPr>
+                </pic:pic>
+              </a:graphicData>
+            </a:graphic>
+          </wp:inline>
+        </w:drawing>
+      </w:r>
+      <w:r>
+        <w:rPr>
+          <w:rFonts w:ascii="Roboto" w:cs="Roboto" w:eastAsia="Roboto" w:hAnsi="Roboto"/>
+          <w:color w:val="0a0a0a"/>
+        </w:rPr>
+        <w:drawing>
+          <wp:inline distB="114300" distT="114300" distL="114300" distR="114300">
+            <wp:extent cx="127000" cy="228600"/>
+            <wp:effectExtent b="0" l="0" r="0" t="0"/>
+            <wp:docPr id="29" name="image20.gif"/>
+            <a:graphic>
+              <a:graphicData uri="http://schemas.openxmlformats.org/drawingml/2006/picture">
+                <pic:pic>
+                  <pic:nvPicPr>
+                    <pic:cNvPr id="0" name="image20.gif"/>
+                    <pic:cNvPicPr preferRelativeResize="0"/>
+                  </pic:nvPicPr>
+                  <pic:blipFill>
+                    <a:blip r:embed="rId12"/>
+                    <a:srcRect b="0" l="0" r="0" t="0"/>
+                    <a:stretch>
+                      <a:fillRect/>
+                    </a:stretch>
+                  </pic:blipFill>
+                  <pic:spPr>
+                    <a:xfrm>
+                      <a:off x="0" y="0"/>
+                      <a:ext cx="127000" cy="228600"/>
+                    </a:xfrm>
+                    <a:prstGeom prst="rect"/>
+                    <a:ln/>
+                  </pic:spPr>
+                </pic:pic>
+              </a:graphicData>
+            </a:graphic>
+          </wp:inline>
+        </w:drawing>
+      </w:r>
+      <w:r>
+        <w:rPr>
+          <w:rFonts w:ascii="Roboto" w:cs="Roboto" w:eastAsia="Roboto" w:hAnsi="Roboto"/>
+          <w:color w:val="0a0a0a"/>
+          <w:rtl w:val="0"/>
+        </w:rPr>
+        <w:t xml:space="preserve"> over the next 90 days by posting daily interactive content (videos/polls), as discussed on the Pepperland Marketing blog.</w:t>
+      </w:r>
+    </w:p>
+    <w:p>
+      <w:pPr>
+        <w:numPr>
+          <w:ilvl w:val="0"/>
+          <w:numId w:val="7"/>
+        </w:numPr>
+        <w:pBdr>
+          <w:top w:color="auto" w:space="0" w:sz="0" w:val="none"/>
+          <w:bottom w:color="auto" w:space="0" w:sz="0" w:val="none"/>
+          <w:right w:color="auto" w:space="0" w:sz="0" w:val="none"/>
+          <w:between w:color="auto" w:space="0" w:sz="0" w:val="none"/>
+        </w:pBdr>
+        <w:shd w:fill="ffffff" w:val="clear"/>
+        <w:spacing w:after="420" w:before="0" w:beforeAutospacing="0" w:line="360" w:lineRule="auto"/>
+        <w:ind w:left="720" w:right="100" w:hanging="360"/>
+      </w:pPr>
+      <w:r>
+        <w:rPr>
+          <w:rFonts w:ascii="Roboto" w:cs="Roboto" w:eastAsia="Roboto" w:hAnsi="Roboto"/>
+          <w:color w:val="0a0a0a"/>
+          <w:rtl w:val="0"/>
+        </w:rPr>
+        <w:t xml:space="preserve">Grow Followers: Increase total social media followers across all platforms by </w:t>
+      </w:r>
+      <w:r>
+        <w:rPr>
+          <w:rFonts w:ascii="Roboto" w:cs="Roboto" w:eastAsia="Roboto" w:hAnsi="Roboto"/>
+          <w:color w:val="0a0a0a"/>
+        </w:rPr>
+        <w:drawing>
+          <wp:inline distB="114300" distT="114300" distL="114300" distR="114300">
+            <wp:extent cx="177800" cy="228600"/>
+            <wp:effectExtent b="0" l="0" r="0" t="0"/>
+            <wp:docPr id="13" name="image3.gif"/>
+            <a:graphic>
+              <a:graphicData uri="http://schemas.openxmlformats.org/drawingml/2006/picture">
+                <pic:pic>
+                  <pic:nvPicPr>
+                    <pic:cNvPr id="0" name="image3.gif"/>
+                    <pic:cNvPicPr preferRelativeResize="0"/>
+                  </pic:nvPicPr>
+                  <pic:blipFill>
+                    <a:blip r:embed="rId12"/>
+                    <a:srcRect b="0" l="0" r="0" t="0"/>
+                    <a:stretch>
+                      <a:fillRect/>
+                    </a:stretch>
+                  </pic:blipFill>
+                  <pic:spPr>
+                    <a:xfrm>
+                      <a:off x="0" y="0"/>
+                      <a:ext cx="177800" cy="228600"/>
+                    </a:xfrm>
+                    <a:prstGeom prst="rect"/>
+                    <a:ln/>
+                  </pic:spPr>
+                </pic:pic>
+              </a:graphicData>
+            </a:graphic>
+          </wp:inline>
+        </w:drawing>
+      </w:r>
+      <w:r>
+        <w:rPr>
+          <w:rFonts w:ascii="Roboto" w:cs="Roboto" w:eastAsia="Roboto" w:hAnsi="Roboto"/>
+          <w:color w:val="0a0a0a"/>
+        </w:rPr>
+        <w:drawing>
+          <wp:inline distB="114300" distT="114300" distL="114300" distR="114300">
+            <wp:extent cx="127000" cy="228600"/>
+            <wp:effectExtent b="0" l="0" r="0" t="0"/>
+            <wp:docPr id="15" name="image14.gif"/>
+            <a:graphic>
+              <a:graphicData uri="http://schemas.openxmlformats.org/drawingml/2006/picture">
+                <pic:pic>
+                  <pic:nvPicPr>
+                    <pic:cNvPr id="0" name="image14.gif"/>
+                    <pic:cNvPicPr preferRelativeResize="0"/>
+                  </pic:nvPicPr>
+                  <pic:blipFill>
+                    <a:blip r:embed="rId12"/>
+                    <a:srcRect b="0" l="0" r="0" t="0"/>
+                    <a:stretch>
+                      <a:fillRect/>
+                    </a:stretch>
+                  </pic:blipFill>
+                  <pic:spPr>
+                    <a:xfrm>
+                      <a:off x="0" y="0"/>
+                      <a:ext cx="127000" cy="228600"/>
+                    </a:xfrm>
+                    <a:prstGeom prst="rect"/>
+                    <a:ln/>
+                  </pic:spPr>
+                </pic:pic>
+              </a:graphicData>
+            </a:graphic>
+          </wp:inline>
+        </w:drawing>
+      </w:r>
+      <w:r>
+        <w:rPr>
+          <w:rFonts w:ascii="Roboto" w:cs="Roboto" w:eastAsia="Roboto" w:hAnsi="Roboto"/>
+          <w:color w:val="0a0a0a"/>
+          <w:rtl w:val="0"/>
+        </w:rPr>
+        <w:t xml:space="preserve"> by the end of the year through increased influencer partnerships, similar to strategies mentioned in a Reddit post. </w:t>
+      </w:r>
+    </w:p>
+    <w:p>
+      <w:pPr>
+        <w:shd w:fill="ffffff" w:val="clear"/>
+        <w:spacing w:line="305.4545454545455" w:lineRule="auto"/>
+        <w:rPr>
+          <w:rFonts w:ascii="Roboto" w:cs="Roboto" w:eastAsia="Roboto" w:hAnsi="Roboto"/>
+          <w:color w:val="001d35"/>
+          <w:sz w:val="33"/>
+          <w:szCs w:val="33"/>
+        </w:rPr>
+      </w:pPr>
+      <w:r>
+        <w:rPr>
+          <w:rFonts w:ascii="Roboto" w:cs="Roboto" w:eastAsia="Roboto" w:hAnsi="Roboto"/>
+          <w:color w:val="001d35"/>
+          <w:sz w:val="33"/>
+          <w:szCs w:val="33"/>
+          <w:rtl w:val="0"/>
+        </w:rPr>
+        <w:t xml:space="preserve">Email Marketing</w:t>
+      </w:r>
+    </w:p>
+    <w:p>
+      <w:pPr>
+        <w:numPr>
+          <w:ilvl w:val="0"/>
+          <w:numId w:val="1"/>
+        </w:numPr>
+        <w:pBdr>
+          <w:top w:color="auto" w:space="0" w:sz="0" w:val="none"/>
+          <w:bottom w:color="auto" w:space="0" w:sz="0" w:val="none"/>
+          <w:right w:color="auto" w:space="0" w:sz="0" w:val="none"/>
+          <w:between w:color="auto" w:space="0" w:sz="0" w:val="none"/>
+        </w:pBdr>
+        <w:shd w:fill="ffffff" w:val="clear"/>
+        <w:spacing w:after="420" w:before="180" w:line="360" w:lineRule="auto"/>
+        <w:ind w:left="720" w:right="100" w:hanging="360"/>
+      </w:pPr>
+      <w:r>
+        <w:rPr>
+          <w:rFonts w:ascii="Roboto" w:cs="Roboto" w:eastAsia="Roboto" w:hAnsi="Roboto"/>
+          <w:color w:val="0a0a0a"/>
+          <w:rtl w:val="0"/>
+        </w:rPr>
+        <w:t xml:space="preserve">Improve Open Rates: Increase email newsletter open rates from </w:t>
+      </w:r>
+      <w:r>
+        <w:rPr>
+          <w:rFonts w:ascii="Roboto" w:cs="Roboto" w:eastAsia="Roboto" w:hAnsi="Roboto"/>
+          <w:color w:val="0a0a0a"/>
+        </w:rPr>
+        <w:drawing>
+          <wp:inline distB="114300" distT="114300" distL="114300" distR="114300">
+            <wp:extent cx="177800" cy="228600"/>
+            <wp:effectExtent b="0" l="0" r="0" t="0"/>
+            <wp:docPr id="4" name="image7.gif"/>
+            <a:graphic>
+              <a:graphicData uri="http://schemas.openxmlformats.org/drawingml/2006/picture">
+                <pic:pic>
+                  <pic:nvPicPr>
+                    <pic:cNvPr id="0" name="image7.gif"/>
+                    <pic:cNvPicPr preferRelativeResize="0"/>
+                  </pic:nvPicPr>
+                  <pic:blipFill>
+                    <a:blip r:embed="rId12"/>
+                    <a:srcRect b="0" l="0" r="0" t="0"/>
+                    <a:stretch>
+                      <a:fillRect/>
+                    </a:stretch>
+                  </pic:blipFill>
+                  <pic:spPr>
+                    <a:xfrm>
+                      <a:off x="0" y="0"/>
+                      <a:ext cx="177800" cy="228600"/>
+                    </a:xfrm>
+                    <a:prstGeom prst="rect"/>
+                    <a:ln/>
+                  </pic:spPr>
+                </pic:pic>
+              </a:graphicData>
+            </a:graphic>
+          </wp:inline>
+        </w:drawing>
+      </w:r>
+      <w:r>
+        <w:rPr>
+          <w:rFonts w:ascii="Roboto" w:cs="Roboto" w:eastAsia="Roboto" w:hAnsi="Roboto"/>
+          <w:color w:val="0a0a0a"/>
+        </w:rPr>
+        <w:drawing>
+          <wp:inline distB="114300" distT="114300" distL="114300" distR="114300">
+            <wp:extent cx="127000" cy="228600"/>
+            <wp:effectExtent b="0" l="0" r="0" t="0"/>
+            <wp:docPr id="31" name="image24.gif"/>
+            <a:graphic>
+              <a:graphicData uri="http://schemas.openxmlformats.org/drawingml/2006/picture">
+                <pic:pic>
+                  <pic:nvPicPr>
+                    <pic:cNvPr id="0" name="image24.gif"/>
+                    <pic:cNvPicPr preferRelativeResize="0"/>
+                  </pic:nvPicPr>
+                  <pic:blipFill>
+                    <a:blip r:embed="rId12"/>
+                    <a:srcRect b="0" l="0" r="0" t="0"/>
+                    <a:stretch>
+                      <a:fillRect/>
+                    </a:stretch>
+                  </pic:blipFill>
+                  <pic:spPr>
+                    <a:xfrm>
+                      <a:off x="0" y="0"/>
+                      <a:ext cx="127000" cy="228600"/>
+                    </a:xfrm>
+                    <a:prstGeom prst="rect"/>
+                    <a:ln/>
+                  </pic:spPr>
+                </pic:pic>
+              </a:graphicData>
+            </a:graphic>
+          </wp:inline>
+        </w:drawing>
+      </w:r>
+      <w:r>
+        <w:rPr>
+          <w:rFonts w:ascii="Roboto" w:cs="Roboto" w:eastAsia="Roboto" w:hAnsi="Roboto"/>
+          <w:color w:val="0a0a0a"/>
+          <w:rtl w:val="0"/>
+        </w:rPr>
+        <w:t xml:space="preserve"> to </w:t>
+      </w:r>
+      <w:r>
+        <w:rPr>
+          <w:rFonts w:ascii="Roboto" w:cs="Roboto" w:eastAsia="Roboto" w:hAnsi="Roboto"/>
+          <w:color w:val="0a0a0a"/>
+        </w:rPr>
+        <w:drawing>
+          <wp:inline distB="114300" distT="114300" distL="114300" distR="114300">
+            <wp:extent cx="177800" cy="228600"/>
+            <wp:effectExtent b="0" l="0" r="0" t="0"/>
+            <wp:docPr id="22" name="image29.gif"/>
+            <a:graphic>
+              <a:graphicData uri="http://schemas.openxmlformats.org/drawingml/2006/picture">
+                <pic:pic>
+                  <pic:nvPicPr>
+                    <pic:cNvPr id="0" name="image29.gif"/>
+                    <pic:cNvPicPr preferRelativeResize="0"/>
+                  </pic:nvPicPr>
+                  <pic:blipFill>
+                    <a:blip r:embed="rId12"/>
+                    <a:srcRect b="0" l="0" r="0" t="0"/>
+                    <a:stretch>
+                      <a:fillRect/>
+                    </a:stretch>
+                  </pic:blipFill>
+                  <pic:spPr>
+                    <a:xfrm>
+                      <a:off x="0" y="0"/>
+                      <a:ext cx="177800" cy="228600"/>
+                    </a:xfrm>
+                    <a:prstGeom prst="rect"/>
+                    <a:ln/>
+                  </pic:spPr>
+                </pic:pic>
+              </a:graphicData>
+            </a:graphic>
+          </wp:inline>
+        </w:drawing>
+      </w:r>
+      <w:r>
+        <w:rPr>
+          <w:rFonts w:ascii="Roboto" w:cs="Roboto" w:eastAsia="Roboto" w:hAnsi="Roboto"/>
+          <w:color w:val="0a0a0a"/>
+        </w:rPr>
+        <w:drawing>
+          <wp:inline distB="114300" distT="114300" distL="114300" distR="114300">
+            <wp:extent cx="127000" cy="228600"/>
+            <wp:effectExtent b="0" l="0" r="0" t="0"/>
+            <wp:docPr id="32" name="image26.gif"/>
+            <a:graphic>
+              <a:graphicData uri="http://schemas.openxmlformats.org/drawingml/2006/picture">
+                <pic:pic>
+                  <pic:nvPicPr>
+                    <pic:cNvPr id="0" name="image26.gif"/>
+                    <pic:cNvPicPr preferRelativeResize="0"/>
+                  </pic:nvPicPr>
+                  <pic:blipFill>
+                    <a:blip r:embed="rId12"/>
+                    <a:srcRect b="0" l="0" r="0" t="0"/>
+                    <a:stretch>
+                      <a:fillRect/>
+                    </a:stretch>
+                  </pic:blipFill>
+                  <pic:spPr>
+                    <a:xfrm>
+                      <a:off x="0" y="0"/>
+                      <a:ext cx="127000" cy="228600"/>
+                    </a:xfrm>
+                    <a:prstGeom prst="rect"/>
+                    <a:ln/>
+                  </pic:spPr>
+                </pic:pic>
+              </a:graphicData>
+            </a:graphic>
+          </wp:inline>
+        </w:drawing>
+      </w:r>
+      <w:r>
+        <w:rPr>
+          <w:rFonts w:ascii="Roboto" w:cs="Roboto" w:eastAsia="Roboto" w:hAnsi="Roboto"/>
+          <w:color w:val="0a0a0a"/>
+          <w:rtl w:val="0"/>
+        </w:rPr>
+        <w:t xml:space="preserve"> by the end of Q3 by testing and optimizing subject lines. </w:t>
+      </w:r>
+    </w:p>
+    <w:p>
+      <w:pPr>
+        <w:shd w:fill="ffffff" w:val="clear"/>
+        <w:spacing w:line="305.4545454545455" w:lineRule="auto"/>
+        <w:rPr>
+          <w:rFonts w:ascii="Roboto" w:cs="Roboto" w:eastAsia="Roboto" w:hAnsi="Roboto"/>
+          <w:color w:val="001d35"/>
+          <w:sz w:val="33"/>
+          <w:szCs w:val="33"/>
+        </w:rPr>
+      </w:pPr>
+      <w:r>
+        <w:rPr>
+          <w:rFonts w:ascii="Roboto" w:cs="Roboto" w:eastAsia="Roboto" w:hAnsi="Roboto"/>
+          <w:color w:val="001d35"/>
+          <w:sz w:val="33"/>
+          <w:szCs w:val="33"/>
+          <w:rtl w:val="0"/>
+        </w:rPr>
+        <w:t xml:space="preserve">Customer Acquisition</w:t>
+      </w:r>
+    </w:p>
+    <w:p>
+      <w:pPr>
+        <w:numPr>
+          <w:ilvl w:val="0"/>
+          <w:numId w:val="16"/>
+        </w:numPr>
+        <w:pBdr>
+          <w:top w:color="auto" w:space="0" w:sz="0" w:val="none"/>
+          <w:bottom w:color="auto" w:space="0" w:sz="0" w:val="none"/>
+          <w:right w:color="auto" w:space="0" w:sz="0" w:val="none"/>
+          <w:between w:color="auto" w:space="0" w:sz="0" w:val="none"/>
+        </w:pBdr>
+        <w:shd w:fill="ffffff" w:val="clear"/>
+        <w:spacing w:after="420" w:before="180" w:line="360" w:lineRule="auto"/>
+        <w:ind w:left="720" w:right="100" w:hanging="360"/>
+      </w:pPr>
+      <w:r>
+        <w:rPr>
+          <w:rFonts w:ascii="Roboto" w:cs="Roboto" w:eastAsia="Roboto" w:hAnsi="Roboto"/>
+          <w:color w:val="0a0a0a"/>
+          <w:rtl w:val="0"/>
+        </w:rPr>
+        <w:t xml:space="preserve">Reduce Cost Per Acquisition (CPA): Decrease CPA by </w:t>
+      </w:r>
+      <w:r>
+        <w:rPr>
+          <w:rFonts w:ascii="Roboto" w:cs="Roboto" w:eastAsia="Roboto" w:hAnsi="Roboto"/>
+          <w:color w:val="0a0a0a"/>
+        </w:rPr>
+        <w:drawing>
+          <wp:inline distB="114300" distT="114300" distL="114300" distR="114300">
+            <wp:extent cx="177800" cy="228600"/>
+            <wp:effectExtent b="0" l="0" r="0" t="0"/>
+            <wp:docPr id="33" name="image25.gif"/>
             <a:graphic>
               <a:graphicData uri="http://schemas.openxmlformats.org/drawingml/2006/picture">
                 <pic:pic>
@@ -7735,1058 +8623,7 @@
           <wp:inline distB="114300" distT="114300" distL="114300" distR="114300">
             <wp:extent cx="127000" cy="228600"/>
             <wp:effectExtent b="0" l="0" r="0" t="0"/>
-            <wp:docPr id="9" name="image9.gif"/>
-            <a:graphic>
-              <a:graphicData uri="http://schemas.openxmlformats.org/drawingml/2006/picture">
-                <pic:pic>
-                  <pic:nvPicPr>
-                    <pic:cNvPr id="0" name="image9.gif"/>
-                    <pic:cNvPicPr preferRelativeResize="0"/>
-                  </pic:nvPicPr>
-                  <pic:blipFill>
-                    <a:blip r:embed="rId12"/>
-                    <a:srcRect b="0" l="0" r="0" t="0"/>
-                    <a:stretch>
-                      <a:fillRect/>
-                    </a:stretch>
-                  </pic:blipFill>
-                  <pic:spPr>
-                    <a:xfrm>
-                      <a:off x="0" y="0"/>
-                      <a:ext cx="127000" cy="228600"/>
-                    </a:xfrm>
-                    <a:prstGeom prst="rect"/>
-                    <a:ln/>
-                  </pic:spPr>
-                </pic:pic>
-              </a:graphicData>
-            </a:graphic>
-          </wp:inline>
-        </w:drawing>
-      </w:r>
-      <w:r>
-        <w:rPr>
-          <w:rFonts w:ascii="Roboto" w:cs="Roboto" w:eastAsia="Roboto" w:hAnsi="Roboto"/>
-          <w:color w:val="0a0a0a"/>
-          <w:rtl w:val="0"/>
-        </w:rPr>
-        <w:t xml:space="preserve"> by the end of Q2 by launching a new targeted LinkedIn ad campaign, as discussed on the Pepperland Marketing blog.</w:t>
-      </w:r>
-    </w:p>
-    <w:p>
-      <w:pPr>
-        <w:numPr>
-          <w:ilvl w:val="0"/>
-          <w:numId w:val="21"/>
-        </w:numPr>
-        <w:pBdr>
-          <w:top w:color="auto" w:space="0" w:sz="0" w:val="none"/>
-          <w:bottom w:color="auto" w:space="0" w:sz="0" w:val="none"/>
-          <w:right w:color="auto" w:space="0" w:sz="0" w:val="none"/>
-          <w:between w:color="auto" w:space="0" w:sz="0" w:val="none"/>
-        </w:pBdr>
-        <w:shd w:fill="ffffff" w:val="clear"/>
-        <w:spacing w:after="0" w:afterAutospacing="0" w:before="0" w:beforeAutospacing="0" w:line="360" w:lineRule="auto"/>
-        <w:ind w:left="720" w:hanging="360"/>
-      </w:pPr>
-      <w:r>
-        <w:rPr>
-          <w:rFonts w:ascii="Roboto" w:cs="Roboto" w:eastAsia="Roboto" w:hAnsi="Roboto"/>
-          <w:color w:val="0a0a0a"/>
-          <w:rtl w:val="0"/>
-        </w:rPr>
-        <w:t xml:space="preserve">Boost Conversion Rate: Increase the website lead conversion rate from </w:t>
-      </w:r>
-      <w:r>
-        <w:rPr>
-          <w:rFonts w:ascii="Roboto" w:cs="Roboto" w:eastAsia="Roboto" w:hAnsi="Roboto"/>
-          <w:color w:val="0a0a0a"/>
-        </w:rPr>
-        <w:drawing>
-          <wp:inline distB="114300" distT="114300" distL="114300" distR="114300">
-            <wp:extent cx="88900" cy="228600"/>
-            <wp:effectExtent b="0" l="0" r="0" t="0"/>
-            <wp:docPr id="20" name="image11.gif"/>
-            <a:graphic>
-              <a:graphicData uri="http://schemas.openxmlformats.org/drawingml/2006/picture">
-                <pic:pic>
-                  <pic:nvPicPr>
-                    <pic:cNvPr id="0" name="image11.gif"/>
-                    <pic:cNvPicPr preferRelativeResize="0"/>
-                  </pic:nvPicPr>
-                  <pic:blipFill>
-                    <a:blip r:embed="rId12"/>
-                    <a:srcRect b="0" l="0" r="0" t="0"/>
-                    <a:stretch>
-                      <a:fillRect/>
-                    </a:stretch>
-                  </pic:blipFill>
-                  <pic:spPr>
-                    <a:xfrm>
-                      <a:off x="0" y="0"/>
-                      <a:ext cx="88900" cy="228600"/>
-                    </a:xfrm>
-                    <a:prstGeom prst="rect"/>
-                    <a:ln/>
-                  </pic:spPr>
-                </pic:pic>
-              </a:graphicData>
-            </a:graphic>
-          </wp:inline>
-        </w:drawing>
-      </w:r>
-      <w:r>
-        <w:rPr>
-          <w:rFonts w:ascii="Roboto" w:cs="Roboto" w:eastAsia="Roboto" w:hAnsi="Roboto"/>
-          <w:color w:val="0a0a0a"/>
-        </w:rPr>
-        <w:drawing>
-          <wp:inline distB="114300" distT="114300" distL="114300" distR="114300">
-            <wp:extent cx="127000" cy="228600"/>
-            <wp:effectExtent b="0" l="0" r="0" t="0"/>
-            <wp:docPr id="5" name="image15.gif"/>
-            <a:graphic>
-              <a:graphicData uri="http://schemas.openxmlformats.org/drawingml/2006/picture">
-                <pic:pic>
-                  <pic:nvPicPr>
-                    <pic:cNvPr id="0" name="image15.gif"/>
-                    <pic:cNvPicPr preferRelativeResize="0"/>
-                  </pic:nvPicPr>
-                  <pic:blipFill>
-                    <a:blip r:embed="rId12"/>
-                    <a:srcRect b="0" l="0" r="0" t="0"/>
-                    <a:stretch>
-                      <a:fillRect/>
-                    </a:stretch>
-                  </pic:blipFill>
-                  <pic:spPr>
-                    <a:xfrm>
-                      <a:off x="0" y="0"/>
-                      <a:ext cx="127000" cy="228600"/>
-                    </a:xfrm>
-                    <a:prstGeom prst="rect"/>
-                    <a:ln/>
-                  </pic:spPr>
-                </pic:pic>
-              </a:graphicData>
-            </a:graphic>
-          </wp:inline>
-        </w:drawing>
-      </w:r>
-      <w:r>
-        <w:rPr>
-          <w:rFonts w:ascii="Roboto" w:cs="Roboto" w:eastAsia="Roboto" w:hAnsi="Roboto"/>
-          <w:color w:val="0a0a0a"/>
-          <w:rtl w:val="0"/>
-        </w:rPr>
-        <w:t xml:space="preserve"> to </w:t>
-      </w:r>
-      <w:r>
-        <w:rPr>
-          <w:rFonts w:ascii="Roboto" w:cs="Roboto" w:eastAsia="Roboto" w:hAnsi="Roboto"/>
-          <w:color w:val="0a0a0a"/>
-        </w:rPr>
-        <w:drawing>
-          <wp:inline distB="114300" distT="114300" distL="114300" distR="114300">
-            <wp:extent cx="215900" cy="228600"/>
-            <wp:effectExtent b="0" l="0" r="0" t="0"/>
-            <wp:docPr id="8" name="image12.gif"/>
-            <a:graphic>
-              <a:graphicData uri="http://schemas.openxmlformats.org/drawingml/2006/picture">
-                <pic:pic>
-                  <pic:nvPicPr>
-                    <pic:cNvPr id="0" name="image12.gif"/>
-                    <pic:cNvPicPr preferRelativeResize="0"/>
-                  </pic:nvPicPr>
-                  <pic:blipFill>
-                    <a:blip r:embed="rId12"/>
-                    <a:srcRect b="0" l="0" r="0" t="0"/>
-                    <a:stretch>
-                      <a:fillRect/>
-                    </a:stretch>
-                  </pic:blipFill>
-                  <pic:spPr>
-                    <a:xfrm>
-                      <a:off x="0" y="0"/>
-                      <a:ext cx="215900" cy="228600"/>
-                    </a:xfrm>
-                    <a:prstGeom prst="rect"/>
-                    <a:ln/>
-                  </pic:spPr>
-                </pic:pic>
-              </a:graphicData>
-            </a:graphic>
-          </wp:inline>
-        </w:drawing>
-      </w:r>
-      <w:r>
-        <w:rPr>
-          <w:rFonts w:ascii="Roboto" w:cs="Roboto" w:eastAsia="Roboto" w:hAnsi="Roboto"/>
-          <w:color w:val="0a0a0a"/>
-        </w:rPr>
-        <w:drawing>
-          <wp:inline distB="114300" distT="114300" distL="114300" distR="114300">
-            <wp:extent cx="127000" cy="228600"/>
-            <wp:effectExtent b="0" l="0" r="0" t="0"/>
-            <wp:docPr id="17" name="image10.gif"/>
-            <a:graphic>
-              <a:graphicData uri="http://schemas.openxmlformats.org/drawingml/2006/picture">
-                <pic:pic>
-                  <pic:nvPicPr>
-                    <pic:cNvPr id="0" name="image10.gif"/>
-                    <pic:cNvPicPr preferRelativeResize="0"/>
-                  </pic:nvPicPr>
-                  <pic:blipFill>
-                    <a:blip r:embed="rId12"/>
-                    <a:srcRect b="0" l="0" r="0" t="0"/>
-                    <a:stretch>
-                      <a:fillRect/>
-                    </a:stretch>
-                  </pic:blipFill>
-                  <pic:spPr>
-                    <a:xfrm>
-                      <a:off x="0" y="0"/>
-                      <a:ext cx="127000" cy="228600"/>
-                    </a:xfrm>
-                    <a:prstGeom prst="rect"/>
-                    <a:ln/>
-                  </pic:spPr>
-                </pic:pic>
-              </a:graphicData>
-            </a:graphic>
-          </wp:inline>
-        </w:drawing>
-      </w:r>
-      <w:r>
-        <w:rPr>
-          <w:rFonts w:ascii="Roboto" w:cs="Roboto" w:eastAsia="Roboto" w:hAnsi="Roboto"/>
-          <w:color w:val="0a0a0a"/>
-          <w:rtl w:val="0"/>
-        </w:rPr>
-        <w:t xml:space="preserve"> by updating the contact form and landing page design by June 30th, similar to goals on the Pepperland Marketing blog.</w:t>
-      </w:r>
-    </w:p>
-    <w:p>
-      <w:pPr>
-        <w:numPr>
-          <w:ilvl w:val="0"/>
-          <w:numId w:val="21"/>
-        </w:numPr>
-        <w:pBdr>
-          <w:top w:color="auto" w:space="0" w:sz="0" w:val="none"/>
-          <w:bottom w:color="auto" w:space="0" w:sz="0" w:val="none"/>
-          <w:right w:color="auto" w:space="0" w:sz="0" w:val="none"/>
-          <w:between w:color="auto" w:space="0" w:sz="0" w:val="none"/>
-        </w:pBdr>
-        <w:shd w:fill="ffffff" w:val="clear"/>
-        <w:spacing w:after="420" w:before="0" w:beforeAutospacing="0" w:line="360" w:lineRule="auto"/>
-        <w:ind w:left="720" w:right="100" w:hanging="360"/>
-      </w:pPr>
-      <w:r>
-        <w:rPr>
-          <w:rFonts w:ascii="Roboto" w:cs="Roboto" w:eastAsia="Roboto" w:hAnsi="Roboto"/>
-          <w:color w:val="0a0a0a"/>
-          <w:rtl w:val="0"/>
-        </w:rPr>
-        <w:t xml:space="preserve">Grow Email List: Grow the email subscriber base by </w:t>
-      </w:r>
-      <w:r>
-        <w:rPr>
-          <w:rFonts w:ascii="Roboto" w:cs="Roboto" w:eastAsia="Roboto" w:hAnsi="Roboto"/>
-          <w:color w:val="0a0a0a"/>
-        </w:rPr>
-        <w:drawing>
-          <wp:inline distB="114300" distT="114300" distL="114300" distR="114300">
-            <wp:extent cx="177800" cy="228600"/>
-            <wp:effectExtent b="0" l="0" r="0" t="0"/>
-            <wp:docPr id="19" name="image3.gif"/>
-            <a:graphic>
-              <a:graphicData uri="http://schemas.openxmlformats.org/drawingml/2006/picture">
-                <pic:pic>
-                  <pic:nvPicPr>
-                    <pic:cNvPr id="0" name="image3.gif"/>
-                    <pic:cNvPicPr preferRelativeResize="0"/>
-                  </pic:nvPicPr>
-                  <pic:blipFill>
-                    <a:blip r:embed="rId12"/>
-                    <a:srcRect b="0" l="0" r="0" t="0"/>
-                    <a:stretch>
-                      <a:fillRect/>
-                    </a:stretch>
-                  </pic:blipFill>
-                  <pic:spPr>
-                    <a:xfrm>
-                      <a:off x="0" y="0"/>
-                      <a:ext cx="177800" cy="228600"/>
-                    </a:xfrm>
-                    <a:prstGeom prst="rect"/>
-                    <a:ln/>
-                  </pic:spPr>
-                </pic:pic>
-              </a:graphicData>
-            </a:graphic>
-          </wp:inline>
-        </w:drawing>
-      </w:r>
-      <w:r>
-        <w:rPr>
-          <w:rFonts w:ascii="Roboto" w:cs="Roboto" w:eastAsia="Roboto" w:hAnsi="Roboto"/>
-          <w:color w:val="0a0a0a"/>
-        </w:rPr>
-        <w:drawing>
-          <wp:inline distB="114300" distT="114300" distL="114300" distR="114300">
-            <wp:extent cx="127000" cy="228600"/>
-            <wp:effectExtent b="0" l="0" r="0" t="0"/>
-            <wp:docPr id="23" name="image16.gif"/>
-            <a:graphic>
-              <a:graphicData uri="http://schemas.openxmlformats.org/drawingml/2006/picture">
-                <pic:pic>
-                  <pic:nvPicPr>
-                    <pic:cNvPr id="0" name="image16.gif"/>
-                    <pic:cNvPicPr preferRelativeResize="0"/>
-                  </pic:nvPicPr>
-                  <pic:blipFill>
-                    <a:blip r:embed="rId12"/>
-                    <a:srcRect b="0" l="0" r="0" t="0"/>
-                    <a:stretch>
-                      <a:fillRect/>
-                    </a:stretch>
-                  </pic:blipFill>
-                  <pic:spPr>
-                    <a:xfrm>
-                      <a:off x="0" y="0"/>
-                      <a:ext cx="127000" cy="228600"/>
-                    </a:xfrm>
-                    <a:prstGeom prst="rect"/>
-                    <a:ln/>
-                  </pic:spPr>
-                </pic:pic>
-              </a:graphicData>
-            </a:graphic>
-          </wp:inline>
-        </w:drawing>
-      </w:r>
-      <w:r>
-        <w:rPr>
-          <w:rFonts w:ascii="Roboto" w:cs="Roboto" w:eastAsia="Roboto" w:hAnsi="Roboto"/>
-          <w:color w:val="0a0a0a"/>
-          <w:rtl w:val="0"/>
-        </w:rPr>
-        <w:t xml:space="preserve"> (an additional 500 subscribers) within two months by launching a new whitepaper download, as suggested on the Smartsheet website. </w:t>
-      </w:r>
-    </w:p>
-    <w:p>
-      <w:pPr>
-        <w:shd w:fill="ffffff" w:val="clear"/>
-        <w:spacing w:line="305.4545454545455" w:lineRule="auto"/>
-        <w:rPr>
-          <w:rFonts w:ascii="Roboto" w:cs="Roboto" w:eastAsia="Roboto" w:hAnsi="Roboto"/>
-          <w:color w:val="001d35"/>
-          <w:sz w:val="33"/>
-          <w:szCs w:val="33"/>
-        </w:rPr>
-      </w:pPr>
-      <w:r>
-        <w:rPr>
-          <w:rFonts w:ascii="Roboto" w:cs="Roboto" w:eastAsia="Roboto" w:hAnsi="Roboto"/>
-          <w:color w:val="001d35"/>
-          <w:sz w:val="33"/>
-          <w:szCs w:val="33"/>
-          <w:rtl w:val="0"/>
-        </w:rPr>
-        <w:t xml:space="preserve">Social Media &amp; Brand Awareness</w:t>
-      </w:r>
-    </w:p>
-    <w:p>
-      <w:pPr>
-        <w:numPr>
-          <w:ilvl w:val="0"/>
-          <w:numId w:val="7"/>
-        </w:numPr>
-        <w:pBdr>
-          <w:top w:color="auto" w:space="0" w:sz="0" w:val="none"/>
-          <w:bottom w:color="auto" w:space="0" w:sz="0" w:val="none"/>
-          <w:right w:color="auto" w:space="0" w:sz="0" w:val="none"/>
-          <w:between w:color="auto" w:space="0" w:sz="0" w:val="none"/>
-        </w:pBdr>
-        <w:shd w:fill="ffffff" w:val="clear"/>
-        <w:spacing w:after="0" w:afterAutospacing="0" w:before="180" w:line="360" w:lineRule="auto"/>
-        <w:ind w:left="720" w:hanging="360"/>
-      </w:pPr>
-      <w:r>
-        <w:rPr>
-          <w:rFonts w:ascii="Roboto" w:cs="Roboto" w:eastAsia="Roboto" w:hAnsi="Roboto"/>
-          <w:color w:val="0a0a0a"/>
-          <w:rtl w:val="0"/>
-        </w:rPr>
-        <w:t xml:space="preserve">Boost Engagement: Increase Instagram engagement rate by </w:t>
-      </w:r>
-      <w:r>
-        <w:rPr>
-          <w:rFonts w:ascii="Roboto" w:cs="Roboto" w:eastAsia="Roboto" w:hAnsi="Roboto"/>
-          <w:color w:val="0a0a0a"/>
-        </w:rPr>
-        <w:drawing>
-          <wp:inline distB="114300" distT="114300" distL="114300" distR="114300">
-            <wp:extent cx="177800" cy="228600"/>
-            <wp:effectExtent b="0" l="0" r="0" t="0"/>
-            <wp:docPr id="2" name="image1.gif"/>
-            <a:graphic>
-              <a:graphicData uri="http://schemas.openxmlformats.org/drawingml/2006/picture">
-                <pic:pic>
-                  <pic:nvPicPr>
-                    <pic:cNvPr id="0" name="image1.gif"/>
-                    <pic:cNvPicPr preferRelativeResize="0"/>
-                  </pic:nvPicPr>
-                  <pic:blipFill>
-                    <a:blip r:embed="rId12"/>
-                    <a:srcRect b="0" l="0" r="0" t="0"/>
-                    <a:stretch>
-                      <a:fillRect/>
-                    </a:stretch>
-                  </pic:blipFill>
-                  <pic:spPr>
-                    <a:xfrm>
-                      <a:off x="0" y="0"/>
-                      <a:ext cx="177800" cy="228600"/>
-                    </a:xfrm>
-                    <a:prstGeom prst="rect"/>
-                    <a:ln/>
-                  </pic:spPr>
-                </pic:pic>
-              </a:graphicData>
-            </a:graphic>
-          </wp:inline>
-        </w:drawing>
-      </w:r>
-      <w:r>
-        <w:rPr>
-          <w:rFonts w:ascii="Roboto" w:cs="Roboto" w:eastAsia="Roboto" w:hAnsi="Roboto"/>
-          <w:color w:val="0a0a0a"/>
-        </w:rPr>
-        <w:drawing>
-          <wp:inline distB="114300" distT="114300" distL="114300" distR="114300">
-            <wp:extent cx="127000" cy="228600"/>
-            <wp:effectExtent b="0" l="0" r="0" t="0"/>
-            <wp:docPr id="29" name="image26.gif"/>
-            <a:graphic>
-              <a:graphicData uri="http://schemas.openxmlformats.org/drawingml/2006/picture">
-                <pic:pic>
-                  <pic:nvPicPr>
-                    <pic:cNvPr id="0" name="image26.gif"/>
-                    <pic:cNvPicPr preferRelativeResize="0"/>
-                  </pic:nvPicPr>
-                  <pic:blipFill>
-                    <a:blip r:embed="rId12"/>
-                    <a:srcRect b="0" l="0" r="0" t="0"/>
-                    <a:stretch>
-                      <a:fillRect/>
-                    </a:stretch>
-                  </pic:blipFill>
-                  <pic:spPr>
-                    <a:xfrm>
-                      <a:off x="0" y="0"/>
-                      <a:ext cx="127000" cy="228600"/>
-                    </a:xfrm>
-                    <a:prstGeom prst="rect"/>
-                    <a:ln/>
-                  </pic:spPr>
-                </pic:pic>
-              </a:graphicData>
-            </a:graphic>
-          </wp:inline>
-        </w:drawing>
-      </w:r>
-      <w:r>
-        <w:rPr>
-          <w:rFonts w:ascii="Roboto" w:cs="Roboto" w:eastAsia="Roboto" w:hAnsi="Roboto"/>
-          <w:color w:val="0a0a0a"/>
-          <w:rtl w:val="0"/>
-        </w:rPr>
-        <w:t xml:space="preserve"> over the next 90 days by posting daily interactive content (videos/polls), as discussed on the Pepperland Marketing blog.</w:t>
-      </w:r>
-    </w:p>
-    <w:p>
-      <w:pPr>
-        <w:numPr>
-          <w:ilvl w:val="0"/>
-          <w:numId w:val="7"/>
-        </w:numPr>
-        <w:pBdr>
-          <w:top w:color="auto" w:space="0" w:sz="0" w:val="none"/>
-          <w:bottom w:color="auto" w:space="0" w:sz="0" w:val="none"/>
-          <w:right w:color="auto" w:space="0" w:sz="0" w:val="none"/>
-          <w:between w:color="auto" w:space="0" w:sz="0" w:val="none"/>
-        </w:pBdr>
-        <w:shd w:fill="ffffff" w:val="clear"/>
-        <w:spacing w:after="420" w:before="0" w:beforeAutospacing="0" w:line="360" w:lineRule="auto"/>
-        <w:ind w:left="720" w:right="100" w:hanging="360"/>
-      </w:pPr>
-      <w:r>
-        <w:rPr>
-          <w:rFonts w:ascii="Roboto" w:cs="Roboto" w:eastAsia="Roboto" w:hAnsi="Roboto"/>
-          <w:color w:val="0a0a0a"/>
-          <w:rtl w:val="0"/>
-        </w:rPr>
-        <w:t xml:space="preserve">Grow Followers: Increase total social media followers across all platforms by </w:t>
-      </w:r>
-      <w:r>
-        <w:rPr>
-          <w:rFonts w:ascii="Roboto" w:cs="Roboto" w:eastAsia="Roboto" w:hAnsi="Roboto"/>
-          <w:color w:val="0a0a0a"/>
-        </w:rPr>
-        <w:drawing>
-          <wp:inline distB="114300" distT="114300" distL="114300" distR="114300">
-            <wp:extent cx="177800" cy="228600"/>
-            <wp:effectExtent b="0" l="0" r="0" t="0"/>
-            <wp:docPr id="13" name="image14.gif"/>
-            <a:graphic>
-              <a:graphicData uri="http://schemas.openxmlformats.org/drawingml/2006/picture">
-                <pic:pic>
-                  <pic:nvPicPr>
-                    <pic:cNvPr id="0" name="image14.gif"/>
-                    <pic:cNvPicPr preferRelativeResize="0"/>
-                  </pic:nvPicPr>
-                  <pic:blipFill>
-                    <a:blip r:embed="rId12"/>
-                    <a:srcRect b="0" l="0" r="0" t="0"/>
-                    <a:stretch>
-                      <a:fillRect/>
-                    </a:stretch>
-                  </pic:blipFill>
-                  <pic:spPr>
-                    <a:xfrm>
-                      <a:off x="0" y="0"/>
-                      <a:ext cx="177800" cy="228600"/>
-                    </a:xfrm>
-                    <a:prstGeom prst="rect"/>
-                    <a:ln/>
-                  </pic:spPr>
-                </pic:pic>
-              </a:graphicData>
-            </a:graphic>
-          </wp:inline>
-        </w:drawing>
-      </w:r>
-      <w:r>
-        <w:rPr>
-          <w:rFonts w:ascii="Roboto" w:cs="Roboto" w:eastAsia="Roboto" w:hAnsi="Roboto"/>
-          <w:color w:val="0a0a0a"/>
-        </w:rPr>
-        <w:drawing>
-          <wp:inline distB="114300" distT="114300" distL="114300" distR="114300">
-            <wp:extent cx="127000" cy="228600"/>
-            <wp:effectExtent b="0" l="0" r="0" t="0"/>
-            <wp:docPr id="15" name="image4.gif"/>
-            <a:graphic>
-              <a:graphicData uri="http://schemas.openxmlformats.org/drawingml/2006/picture">
-                <pic:pic>
-                  <pic:nvPicPr>
-                    <pic:cNvPr id="0" name="image4.gif"/>
-                    <pic:cNvPicPr preferRelativeResize="0"/>
-                  </pic:nvPicPr>
-                  <pic:blipFill>
-                    <a:blip r:embed="rId12"/>
-                    <a:srcRect b="0" l="0" r="0" t="0"/>
-                    <a:stretch>
-                      <a:fillRect/>
-                    </a:stretch>
-                  </pic:blipFill>
-                  <pic:spPr>
-                    <a:xfrm>
-                      <a:off x="0" y="0"/>
-                      <a:ext cx="127000" cy="228600"/>
-                    </a:xfrm>
-                    <a:prstGeom prst="rect"/>
-                    <a:ln/>
-                  </pic:spPr>
-                </pic:pic>
-              </a:graphicData>
-            </a:graphic>
-          </wp:inline>
-        </w:drawing>
-      </w:r>
-      <w:r>
-        <w:rPr>
-          <w:rFonts w:ascii="Roboto" w:cs="Roboto" w:eastAsia="Roboto" w:hAnsi="Roboto"/>
-          <w:color w:val="0a0a0a"/>
-          <w:rtl w:val="0"/>
-        </w:rPr>
-        <w:t xml:space="preserve"> by the end of the year through increased influencer partnerships, similar to strategies mentioned in a Reddit post. </w:t>
-      </w:r>
-    </w:p>
-    <w:p>
-      <w:pPr>
-        <w:shd w:fill="ffffff" w:val="clear"/>
-        <w:spacing w:line="305.4545454545455" w:lineRule="auto"/>
-        <w:rPr>
-          <w:rFonts w:ascii="Roboto" w:cs="Roboto" w:eastAsia="Roboto" w:hAnsi="Roboto"/>
-          <w:color w:val="001d35"/>
-          <w:sz w:val="33"/>
-          <w:szCs w:val="33"/>
-        </w:rPr>
-      </w:pPr>
-      <w:r>
-        <w:rPr>
-          <w:rFonts w:ascii="Roboto" w:cs="Roboto" w:eastAsia="Roboto" w:hAnsi="Roboto"/>
-          <w:color w:val="001d35"/>
-          <w:sz w:val="33"/>
-          <w:szCs w:val="33"/>
-          <w:rtl w:val="0"/>
-        </w:rPr>
-        <w:t xml:space="preserve">Email Marketing</w:t>
-      </w:r>
-    </w:p>
-    <w:p>
-      <w:pPr>
-        <w:numPr>
-          <w:ilvl w:val="0"/>
-          <w:numId w:val="1"/>
-        </w:numPr>
-        <w:pBdr>
-          <w:top w:color="auto" w:space="0" w:sz="0" w:val="none"/>
-          <w:bottom w:color="auto" w:space="0" w:sz="0" w:val="none"/>
-          <w:right w:color="auto" w:space="0" w:sz="0" w:val="none"/>
-          <w:between w:color="auto" w:space="0" w:sz="0" w:val="none"/>
-        </w:pBdr>
-        <w:shd w:fill="ffffff" w:val="clear"/>
-        <w:spacing w:after="420" w:before="180" w:line="360" w:lineRule="auto"/>
-        <w:ind w:left="720" w:right="100" w:hanging="360"/>
-      </w:pPr>
-      <w:r>
-        <w:rPr>
-          <w:rFonts w:ascii="Roboto" w:cs="Roboto" w:eastAsia="Roboto" w:hAnsi="Roboto"/>
-          <w:color w:val="0a0a0a"/>
-          <w:rtl w:val="0"/>
-        </w:rPr>
-        <w:t xml:space="preserve">Improve Open Rates: Increase email newsletter open rates from </w:t>
-      </w:r>
-      <w:r>
-        <w:rPr>
-          <w:rFonts w:ascii="Roboto" w:cs="Roboto" w:eastAsia="Roboto" w:hAnsi="Roboto"/>
-          <w:color w:val="0a0a0a"/>
-        </w:rPr>
-        <w:drawing>
-          <wp:inline distB="114300" distT="114300" distL="114300" distR="114300">
-            <wp:extent cx="177800" cy="228600"/>
-            <wp:effectExtent b="0" l="0" r="0" t="0"/>
-            <wp:docPr id="4" name="image13.gif"/>
-            <a:graphic>
-              <a:graphicData uri="http://schemas.openxmlformats.org/drawingml/2006/picture">
-                <pic:pic>
-                  <pic:nvPicPr>
-                    <pic:cNvPr id="0" name="image13.gif"/>
-                    <pic:cNvPicPr preferRelativeResize="0"/>
-                  </pic:nvPicPr>
-                  <pic:blipFill>
-                    <a:blip r:embed="rId12"/>
-                    <a:srcRect b="0" l="0" r="0" t="0"/>
-                    <a:stretch>
-                      <a:fillRect/>
-                    </a:stretch>
-                  </pic:blipFill>
-                  <pic:spPr>
-                    <a:xfrm>
-                      <a:off x="0" y="0"/>
-                      <a:ext cx="177800" cy="228600"/>
-                    </a:xfrm>
-                    <a:prstGeom prst="rect"/>
-                    <a:ln/>
-                  </pic:spPr>
-                </pic:pic>
-              </a:graphicData>
-            </a:graphic>
-          </wp:inline>
-        </w:drawing>
-      </w:r>
-      <w:r>
-        <w:rPr>
-          <w:rFonts w:ascii="Roboto" w:cs="Roboto" w:eastAsia="Roboto" w:hAnsi="Roboto"/>
-          <w:color w:val="0a0a0a"/>
-        </w:rPr>
-        <w:drawing>
-          <wp:inline distB="114300" distT="114300" distL="114300" distR="114300">
-            <wp:extent cx="127000" cy="228600"/>
-            <wp:effectExtent b="0" l="0" r="0" t="0"/>
-            <wp:docPr id="31" name="image20.gif"/>
-            <a:graphic>
-              <a:graphicData uri="http://schemas.openxmlformats.org/drawingml/2006/picture">
-                <pic:pic>
-                  <pic:nvPicPr>
-                    <pic:cNvPr id="0" name="image20.gif"/>
-                    <pic:cNvPicPr preferRelativeResize="0"/>
-                  </pic:nvPicPr>
-                  <pic:blipFill>
-                    <a:blip r:embed="rId12"/>
-                    <a:srcRect b="0" l="0" r="0" t="0"/>
-                    <a:stretch>
-                      <a:fillRect/>
-                    </a:stretch>
-                  </pic:blipFill>
-                  <pic:spPr>
-                    <a:xfrm>
-                      <a:off x="0" y="0"/>
-                      <a:ext cx="127000" cy="228600"/>
-                    </a:xfrm>
-                    <a:prstGeom prst="rect"/>
-                    <a:ln/>
-                  </pic:spPr>
-                </pic:pic>
-              </a:graphicData>
-            </a:graphic>
-          </wp:inline>
-        </w:drawing>
-      </w:r>
-      <w:r>
-        <w:rPr>
-          <w:rFonts w:ascii="Roboto" w:cs="Roboto" w:eastAsia="Roboto" w:hAnsi="Roboto"/>
-          <w:color w:val="0a0a0a"/>
-          <w:rtl w:val="0"/>
-        </w:rPr>
-        <w:t xml:space="preserve"> to </w:t>
-      </w:r>
-      <w:r>
-        <w:rPr>
-          <w:rFonts w:ascii="Roboto" w:cs="Roboto" w:eastAsia="Roboto" w:hAnsi="Roboto"/>
-          <w:color w:val="0a0a0a"/>
-        </w:rPr>
-        <w:drawing>
-          <wp:inline distB="114300" distT="114300" distL="114300" distR="114300">
-            <wp:extent cx="177800" cy="228600"/>
-            <wp:effectExtent b="0" l="0" r="0" t="0"/>
-            <wp:docPr id="22" name="image18.gif"/>
-            <a:graphic>
-              <a:graphicData uri="http://schemas.openxmlformats.org/drawingml/2006/picture">
-                <pic:pic>
-                  <pic:nvPicPr>
-                    <pic:cNvPr id="0" name="image18.gif"/>
-                    <pic:cNvPicPr preferRelativeResize="0"/>
-                  </pic:nvPicPr>
-                  <pic:blipFill>
-                    <a:blip r:embed="rId12"/>
-                    <a:srcRect b="0" l="0" r="0" t="0"/>
-                    <a:stretch>
-                      <a:fillRect/>
-                    </a:stretch>
-                  </pic:blipFill>
-                  <pic:spPr>
-                    <a:xfrm>
-                      <a:off x="0" y="0"/>
-                      <a:ext cx="177800" cy="228600"/>
-                    </a:xfrm>
-                    <a:prstGeom prst="rect"/>
-                    <a:ln/>
-                  </pic:spPr>
-                </pic:pic>
-              </a:graphicData>
-            </a:graphic>
-          </wp:inline>
-        </w:drawing>
-      </w:r>
-      <w:r>
-        <w:rPr>
-          <w:rFonts w:ascii="Roboto" w:cs="Roboto" w:eastAsia="Roboto" w:hAnsi="Roboto"/>
-          <w:color w:val="0a0a0a"/>
-        </w:rPr>
-        <w:drawing>
-          <wp:inline distB="114300" distT="114300" distL="114300" distR="114300">
-            <wp:extent cx="127000" cy="228600"/>
-            <wp:effectExtent b="0" l="0" r="0" t="0"/>
-            <wp:docPr id="32" name="image23.gif"/>
-            <a:graphic>
-              <a:graphicData uri="http://schemas.openxmlformats.org/drawingml/2006/picture">
-                <pic:pic>
-                  <pic:nvPicPr>
-                    <pic:cNvPr id="0" name="image23.gif"/>
-                    <pic:cNvPicPr preferRelativeResize="0"/>
-                  </pic:nvPicPr>
-                  <pic:blipFill>
-                    <a:blip r:embed="rId12"/>
-                    <a:srcRect b="0" l="0" r="0" t="0"/>
-                    <a:stretch>
-                      <a:fillRect/>
-                    </a:stretch>
-                  </pic:blipFill>
-                  <pic:spPr>
-                    <a:xfrm>
-                      <a:off x="0" y="0"/>
-                      <a:ext cx="127000" cy="228600"/>
-                    </a:xfrm>
-                    <a:prstGeom prst="rect"/>
-                    <a:ln/>
-                  </pic:spPr>
-                </pic:pic>
-              </a:graphicData>
-            </a:graphic>
-          </wp:inline>
-        </w:drawing>
-      </w:r>
-      <w:r>
-        <w:rPr>
-          <w:rFonts w:ascii="Roboto" w:cs="Roboto" w:eastAsia="Roboto" w:hAnsi="Roboto"/>
-          <w:color w:val="0a0a0a"/>
-          <w:rtl w:val="0"/>
-        </w:rPr>
-        <w:t xml:space="preserve"> by the end of Q3 by testing and optimizing subject lines. </w:t>
-      </w:r>
-    </w:p>
-    <w:p>
-      <w:pPr>
-        <w:shd w:fill="ffffff" w:val="clear"/>
-        <w:spacing w:line="305.4545454545455" w:lineRule="auto"/>
-        <w:rPr>
-          <w:rFonts w:ascii="Roboto" w:cs="Roboto" w:eastAsia="Roboto" w:hAnsi="Roboto"/>
-          <w:color w:val="001d35"/>
-          <w:sz w:val="33"/>
-          <w:szCs w:val="33"/>
-        </w:rPr>
-      </w:pPr>
-      <w:r>
-        <w:rPr>
-          <w:rFonts w:ascii="Roboto" w:cs="Roboto" w:eastAsia="Roboto" w:hAnsi="Roboto"/>
-          <w:color w:val="001d35"/>
-          <w:sz w:val="33"/>
-          <w:szCs w:val="33"/>
-          <w:rtl w:val="0"/>
-        </w:rPr>
-        <w:t xml:space="preserve">Customer Acquisition</w:t>
-      </w:r>
-    </w:p>
-    <w:p>
-      <w:pPr>
-        <w:numPr>
-          <w:ilvl w:val="0"/>
-          <w:numId w:val="16"/>
-        </w:numPr>
-        <w:pBdr>
-          <w:top w:color="auto" w:space="0" w:sz="0" w:val="none"/>
-          <w:bottom w:color="auto" w:space="0" w:sz="0" w:val="none"/>
-          <w:right w:color="auto" w:space="0" w:sz="0" w:val="none"/>
-          <w:between w:color="auto" w:space="0" w:sz="0" w:val="none"/>
-        </w:pBdr>
-        <w:shd w:fill="ffffff" w:val="clear"/>
-        <w:spacing w:after="420" w:before="180" w:line="360" w:lineRule="auto"/>
-        <w:ind w:left="720" w:right="100" w:hanging="360"/>
-      </w:pPr>
-      <w:r>
-        <w:rPr>
-          <w:rFonts w:ascii="Roboto" w:cs="Roboto" w:eastAsia="Roboto" w:hAnsi="Roboto"/>
-          <w:color w:val="0a0a0a"/>
-          <w:rtl w:val="0"/>
-        </w:rPr>
-        <w:t xml:space="preserve">Reduce Cost Per Acquisition (CPA): Decrease CPA by </w:t>
-      </w:r>
-      <w:r>
-        <w:rPr>
-          <w:rFonts w:ascii="Roboto" w:cs="Roboto" w:eastAsia="Roboto" w:hAnsi="Roboto"/>
-          <w:color w:val="0a0a0a"/>
-        </w:rPr>
-        <w:drawing>
-          <wp:inline distB="114300" distT="114300" distL="114300" distR="114300">
-            <wp:extent cx="177800" cy="228600"/>
-            <wp:effectExtent b="0" l="0" r="0" t="0"/>
-            <wp:docPr id="33" name="image24.gif"/>
-            <a:graphic>
-              <a:graphicData uri="http://schemas.openxmlformats.org/drawingml/2006/picture">
-                <pic:pic>
-                  <pic:nvPicPr>
-                    <pic:cNvPr id="0" name="image24.gif"/>
-                    <pic:cNvPicPr preferRelativeResize="0"/>
-                  </pic:nvPicPr>
-                  <pic:blipFill>
-                    <a:blip r:embed="rId12"/>
-                    <a:srcRect b="0" l="0" r="0" t="0"/>
-                    <a:stretch>
-                      <a:fillRect/>
-                    </a:stretch>
-                  </pic:blipFill>
-                  <pic:spPr>
-                    <a:xfrm>
-                      <a:off x="0" y="0"/>
-                      <a:ext cx="177800" cy="228600"/>
-                    </a:xfrm>
-                    <a:prstGeom prst="rect"/>
-                    <a:ln/>
-                  </pic:spPr>
-                </pic:pic>
-              </a:graphicData>
-            </a:graphic>
-          </wp:inline>
-        </w:drawing>
-      </w:r>
-      <w:r>
-        <w:rPr>
-          <w:rFonts w:ascii="Roboto" w:cs="Roboto" w:eastAsia="Roboto" w:hAnsi="Roboto"/>
-          <w:color w:val="0a0a0a"/>
-        </w:rPr>
-        <w:drawing>
-          <wp:inline distB="114300" distT="114300" distL="114300" distR="114300">
-            <wp:extent cx="127000" cy="228600"/>
-            <wp:effectExtent b="0" l="0" r="0" t="0"/>
-            <wp:docPr id="21" name="image17.gif"/>
-            <a:graphic>
-              <a:graphicData uri="http://schemas.openxmlformats.org/drawingml/2006/picture">
-                <pic:pic>
-                  <pic:nvPicPr>
-                    <pic:cNvPr id="0" name="image17.gif"/>
-                    <pic:cNvPicPr preferRelativeResize="0"/>
-                  </pic:nvPicPr>
-                  <pic:blipFill>
-                    <a:blip r:embed="rId12"/>
-                    <a:srcRect b="0" l="0" r="0" t="0"/>
-                    <a:stretch>
-                      <a:fillRect/>
-                    </a:stretch>
-                  </pic:blipFill>
-                  <pic:spPr>
-                    <a:xfrm>
-                      <a:off x="0" y="0"/>
-                      <a:ext cx="127000" cy="228600"/>
-                    </a:xfrm>
-                    <a:prstGeom prst="rect"/>
-                    <a:ln/>
-                  </pic:spPr>
-                </pic:pic>
-              </a:graphicData>
-            </a:graphic>
-          </wp:inline>
-        </w:drawing>
-      </w:r>
-      <w:r>
-        <w:rPr>
-          <w:rFonts w:ascii="Roboto" w:cs="Roboto" w:eastAsia="Roboto" w:hAnsi="Roboto"/>
-          <w:color w:val="0a0a0a"/>
-          <w:rtl w:val="0"/>
-        </w:rPr>
-        <w:t xml:space="preserve"> in the next six months by optimizing Google Ads targeting and ad creative, as suggested by the Pepperland Marketing blog</w:t>
-      </w:r>
-    </w:p>
-    <w:p>
-      <w:pPr>
-        <w:shd w:fill="ffffff" w:val="clear"/>
-        <w:spacing w:after="0" w:line="305.4545454545455" w:lineRule="auto"/>
-        <w:ind w:right="100"/>
-        <w:rPr>
-          <w:rFonts w:ascii="Roboto" w:cs="Roboto" w:eastAsia="Roboto" w:hAnsi="Roboto"/>
-          <w:color w:val="545d7e"/>
-          <w:sz w:val="17"/>
-          <w:szCs w:val="17"/>
-          <w:shd w:fill="e5edff" w:val="clear"/>
-        </w:rPr>
-      </w:pPr>
-      <w:r>
-        <w:rPr>
-          <w:rFonts w:ascii="Roboto" w:cs="Roboto" w:eastAsia="Roboto" w:hAnsi="Roboto"/>
-          <w:color w:val="001d35"/>
-          <w:sz w:val="33"/>
-          <w:szCs w:val="33"/>
-          <w:rtl w:val="0"/>
-        </w:rPr>
-        <w:t xml:space="preserve">Components of a SMART Goal</w:t>
-      </w:r>
-      <w:r>
-        <w:rPr>
-          <w:rtl w:val="0"/>
-        </w:rPr>
-      </w:r>
-    </w:p>
-    <w:p>
-      <w:pPr>
-        <w:numPr>
-          <w:ilvl w:val="0"/>
-          <w:numId w:val="19"/>
-        </w:numPr>
-        <w:pBdr>
-          <w:top w:color="auto" w:space="0" w:sz="0" w:val="none"/>
-          <w:bottom w:color="auto" w:space="0" w:sz="0" w:val="none"/>
-          <w:right w:color="auto" w:space="0" w:sz="0" w:val="none"/>
-          <w:between w:color="auto" w:space="0" w:sz="0" w:val="none"/>
-        </w:pBdr>
-        <w:shd w:fill="ffffff" w:val="clear"/>
-        <w:spacing w:after="0" w:afterAutospacing="0" w:before="180" w:line="360" w:lineRule="auto"/>
-        <w:ind w:left="720" w:hanging="360"/>
-      </w:pPr>
-      <w:r>
-        <w:rPr>
-          <w:rFonts w:ascii="Roboto" w:cs="Roboto" w:eastAsia="Roboto" w:hAnsi="Roboto"/>
-          <w:color w:val="0a0a0a"/>
-          <w:rtl w:val="0"/>
-        </w:rPr>
-        <w:t xml:space="preserve">Specific: Clearly define what needs to be achieved.</w:t>
-      </w:r>
-    </w:p>
-    <w:p>
-      <w:pPr>
-        <w:numPr>
-          <w:ilvl w:val="0"/>
-          <w:numId w:val="19"/>
-        </w:numPr>
-        <w:pBdr>
-          <w:top w:color="auto" w:space="0" w:sz="0" w:val="none"/>
-          <w:bottom w:color="auto" w:space="0" w:sz="0" w:val="none"/>
-          <w:right w:color="auto" w:space="0" w:sz="0" w:val="none"/>
-          <w:between w:color="auto" w:space="0" w:sz="0" w:val="none"/>
-        </w:pBdr>
-        <w:shd w:fill="ffffff" w:val="clear"/>
-        <w:spacing w:after="0" w:afterAutospacing="0" w:before="0" w:beforeAutospacing="0" w:line="360" w:lineRule="auto"/>
-        <w:ind w:left="720" w:hanging="360"/>
-      </w:pPr>
-      <w:r>
-        <w:rPr>
-          <w:rFonts w:ascii="Roboto" w:cs="Roboto" w:eastAsia="Roboto" w:hAnsi="Roboto"/>
-          <w:color w:val="0a0a0a"/>
-          <w:rtl w:val="0"/>
-        </w:rPr>
-        <w:t xml:space="preserve">Measurable: Choose a number (e.g., </w:t>
-      </w:r>
-      <w:r>
-        <w:rPr>
-          <w:rFonts w:ascii="Roboto" w:cs="Roboto" w:eastAsia="Roboto" w:hAnsi="Roboto"/>
-          <w:color w:val="0a0a0a"/>
-        </w:rPr>
-        <w:drawing>
-          <wp:inline distB="114300" distT="114300" distL="114300" distR="114300">
-            <wp:extent cx="177800" cy="228600"/>
-            <wp:effectExtent b="0" l="0" r="0" t="0"/>
-            <wp:docPr id="11" name="image6.gif"/>
-            <a:graphic>
-              <a:graphicData uri="http://schemas.openxmlformats.org/drawingml/2006/picture">
-                <pic:pic>
-                  <pic:nvPicPr>
-                    <pic:cNvPr id="0" name="image6.gif"/>
-                    <pic:cNvPicPr preferRelativeResize="0"/>
-                  </pic:nvPicPr>
-                  <pic:blipFill>
-                    <a:blip r:embed="rId12"/>
-                    <a:srcRect b="0" l="0" r="0" t="0"/>
-                    <a:stretch>
-                      <a:fillRect/>
-                    </a:stretch>
-                  </pic:blipFill>
-                  <pic:spPr>
-                    <a:xfrm>
-                      <a:off x="0" y="0"/>
-                      <a:ext cx="177800" cy="228600"/>
-                    </a:xfrm>
-                    <a:prstGeom prst="rect"/>
-                    <a:ln/>
-                  </pic:spPr>
-                </pic:pic>
-              </a:graphicData>
-            </a:graphic>
-          </wp:inline>
-        </w:drawing>
-      </w:r>
-      <w:r>
-        <w:rPr>
-          <w:rFonts w:ascii="Roboto" w:cs="Roboto" w:eastAsia="Roboto" w:hAnsi="Roboto"/>
-          <w:color w:val="0a0a0a"/>
-        </w:rPr>
-        <w:drawing>
-          <wp:inline distB="114300" distT="114300" distL="114300" distR="114300">
-            <wp:extent cx="127000" cy="228600"/>
-            <wp:effectExtent b="0" l="0" r="0" t="0"/>
-            <wp:docPr id="14" name="image8.gif"/>
+            <wp:docPr id="21" name="image8.gif"/>
             <a:graphic>
               <a:graphicData uri="http://schemas.openxmlformats.org/drawingml/2006/picture">
                 <pic:pic>
@@ -8821,6 +8658,169 @@
           <w:color w:val="0a0a0a"/>
           <w:rtl w:val="0"/>
         </w:rPr>
+        <w:t xml:space="preserve"> in the next six months by optimizing Google Ads targeting and ad creative, as suggested by the Pepperland Marketing blog</w:t>
+      </w:r>
+    </w:p>
+    <w:p>
+      <w:pPr>
+        <w:shd w:fill="ffffff" w:val="clear"/>
+        <w:spacing w:after="0" w:line="305.4545454545455" w:lineRule="auto"/>
+        <w:ind w:right="100"/>
+        <w:rPr>
+          <w:rFonts w:ascii="Roboto" w:cs="Roboto" w:eastAsia="Roboto" w:hAnsi="Roboto"/>
+          <w:color w:val="545d7e"/>
+          <w:sz w:val="17"/>
+          <w:szCs w:val="17"/>
+          <w:shd w:fill="e5edff" w:val="clear"/>
+        </w:rPr>
+      </w:pPr>
+      <w:r>
+        <w:rPr>
+          <w:rFonts w:ascii="Roboto" w:cs="Roboto" w:eastAsia="Roboto" w:hAnsi="Roboto"/>
+          <w:color w:val="001d35"/>
+          <w:sz w:val="33"/>
+          <w:szCs w:val="33"/>
+          <w:rtl w:val="0"/>
+        </w:rPr>
+        <w:t xml:space="preserve">Components of a SMART Goal</w:t>
+      </w:r>
+      <w:r>
+        <w:rPr>
+          <w:rtl w:val="0"/>
+        </w:rPr>
+      </w:r>
+    </w:p>
+    <w:p>
+      <w:pPr>
+        <w:numPr>
+          <w:ilvl w:val="0"/>
+          <w:numId w:val="19"/>
+        </w:numPr>
+        <w:pBdr>
+          <w:top w:color="auto" w:space="0" w:sz="0" w:val="none"/>
+          <w:bottom w:color="auto" w:space="0" w:sz="0" w:val="none"/>
+          <w:right w:color="auto" w:space="0" w:sz="0" w:val="none"/>
+          <w:between w:color="auto" w:space="0" w:sz="0" w:val="none"/>
+        </w:pBdr>
+        <w:shd w:fill="ffffff" w:val="clear"/>
+        <w:spacing w:after="0" w:afterAutospacing="0" w:before="180" w:line="360" w:lineRule="auto"/>
+        <w:ind w:left="720" w:hanging="360"/>
+      </w:pPr>
+      <w:r>
+        <w:rPr>
+          <w:rFonts w:ascii="Roboto" w:cs="Roboto" w:eastAsia="Roboto" w:hAnsi="Roboto"/>
+          <w:color w:val="0a0a0a"/>
+          <w:rtl w:val="0"/>
+        </w:rPr>
+        <w:t xml:space="preserve">Specific: Clearly define what needs to be achieved.</w:t>
+      </w:r>
+    </w:p>
+    <w:p>
+      <w:pPr>
+        <w:numPr>
+          <w:ilvl w:val="0"/>
+          <w:numId w:val="19"/>
+        </w:numPr>
+        <w:pBdr>
+          <w:top w:color="auto" w:space="0" w:sz="0" w:val="none"/>
+          <w:bottom w:color="auto" w:space="0" w:sz="0" w:val="none"/>
+          <w:right w:color="auto" w:space="0" w:sz="0" w:val="none"/>
+          <w:between w:color="auto" w:space="0" w:sz="0" w:val="none"/>
+        </w:pBdr>
+        <w:shd w:fill="ffffff" w:val="clear"/>
+        <w:spacing w:after="0" w:afterAutospacing="0" w:before="0" w:beforeAutospacing="0" w:line="360" w:lineRule="auto"/>
+        <w:ind w:left="720" w:hanging="360"/>
+      </w:pPr>
+      <w:r>
+        <w:rPr>
+          <w:rFonts w:ascii="Roboto" w:cs="Roboto" w:eastAsia="Roboto" w:hAnsi="Roboto"/>
+          <w:color w:val="0a0a0a"/>
+          <w:rtl w:val="0"/>
+        </w:rPr>
+        <w:t xml:space="preserve">Measurable: Choose a number (e.g., </w:t>
+      </w:r>
+      <w:r>
+        <w:rPr>
+          <w:rFonts w:ascii="Roboto" w:cs="Roboto" w:eastAsia="Roboto" w:hAnsi="Roboto"/>
+          <w:color w:val="0a0a0a"/>
+        </w:rPr>
+        <w:drawing>
+          <wp:inline distB="114300" distT="114300" distL="114300" distR="114300">
+            <wp:extent cx="177800" cy="228600"/>
+            <wp:effectExtent b="0" l="0" r="0" t="0"/>
+            <wp:docPr id="11" name="image11.gif"/>
+            <a:graphic>
+              <a:graphicData uri="http://schemas.openxmlformats.org/drawingml/2006/picture">
+                <pic:pic>
+                  <pic:nvPicPr>
+                    <pic:cNvPr id="0" name="image11.gif"/>
+                    <pic:cNvPicPr preferRelativeResize="0"/>
+                  </pic:nvPicPr>
+                  <pic:blipFill>
+                    <a:blip r:embed="rId12"/>
+                    <a:srcRect b="0" l="0" r="0" t="0"/>
+                    <a:stretch>
+                      <a:fillRect/>
+                    </a:stretch>
+                  </pic:blipFill>
+                  <pic:spPr>
+                    <a:xfrm>
+                      <a:off x="0" y="0"/>
+                      <a:ext cx="177800" cy="228600"/>
+                    </a:xfrm>
+                    <a:prstGeom prst="rect"/>
+                    <a:ln/>
+                  </pic:spPr>
+                </pic:pic>
+              </a:graphicData>
+            </a:graphic>
+          </wp:inline>
+        </w:drawing>
+      </w:r>
+      <w:r>
+        <w:rPr>
+          <w:rFonts w:ascii="Roboto" w:cs="Roboto" w:eastAsia="Roboto" w:hAnsi="Roboto"/>
+          <w:color w:val="0a0a0a"/>
+        </w:rPr>
+        <w:drawing>
+          <wp:inline distB="114300" distT="114300" distL="114300" distR="114300">
+            <wp:extent cx="127000" cy="228600"/>
+            <wp:effectExtent b="0" l="0" r="0" t="0"/>
+            <wp:docPr id="14" name="image2.gif"/>
+            <a:graphic>
+              <a:graphicData uri="http://schemas.openxmlformats.org/drawingml/2006/picture">
+                <pic:pic>
+                  <pic:nvPicPr>
+                    <pic:cNvPr id="0" name="image2.gif"/>
+                    <pic:cNvPicPr preferRelativeResize="0"/>
+                  </pic:nvPicPr>
+                  <pic:blipFill>
+                    <a:blip r:embed="rId12"/>
+                    <a:srcRect b="0" l="0" r="0" t="0"/>
+                    <a:stretch>
+                      <a:fillRect/>
+                    </a:stretch>
+                  </pic:blipFill>
+                  <pic:spPr>
+                    <a:xfrm>
+                      <a:off x="0" y="0"/>
+                      <a:ext cx="127000" cy="228600"/>
+                    </a:xfrm>
+                    <a:prstGeom prst="rect"/>
+                    <a:ln/>
+                  </pic:spPr>
+                </pic:pic>
+              </a:graphicData>
+            </a:graphic>
+          </wp:inline>
+        </w:drawing>
+      </w:r>
+      <w:r>
+        <w:rPr>
+          <w:rFonts w:ascii="Roboto" w:cs="Roboto" w:eastAsia="Roboto" w:hAnsi="Roboto"/>
+          <w:color w:val="0a0a0a"/>
+          <w:rtl w:val="0"/>
+        </w:rPr>
         <w:t xml:space="preserve"> more, </w:t>
       </w:r>
       <w:r>
@@ -8832,12 +8832,12 @@
           <wp:inline distB="114300" distT="114300" distL="114300" distR="114300">
             <wp:extent cx="88900" cy="228600"/>
             <wp:effectExtent b="0" l="0" r="0" t="0"/>
-            <wp:docPr id="28" name="image21.gif"/>
+            <wp:docPr id="28" name="image22.gif"/>
             <a:graphic>
               <a:graphicData uri="http://schemas.openxmlformats.org/drawingml/2006/picture">
                 <pic:pic>
                   <pic:nvPicPr>
-                    <pic:cNvPr id="0" name="image21.gif"/>
+                    <pic:cNvPr id="0" name="image22.gif"/>
                     <pic:cNvPicPr preferRelativeResize="0"/>
                   </pic:nvPicPr>
                   <pic:blipFill>
@@ -8870,12 +8870,12 @@
           <wp:inline distB="114300" distT="114300" distL="114300" distR="114300">
             <wp:extent cx="177800" cy="228600"/>
             <wp:effectExtent b="0" l="0" r="0" t="0"/>
-            <wp:docPr id="18" name="image2.gif"/>
+            <wp:docPr id="18" name="image16.gif"/>
             <a:graphic>
               <a:graphicData uri="http://schemas.openxmlformats.org/drawingml/2006/picture">
                 <pic:pic>
                   <pic:nvPicPr>
-                    <pic:cNvPr id="0" name="image2.gif"/>
+                    <pic:cNvPr id="0" name="image16.gif"/>
                     <pic:cNvPicPr preferRelativeResize="0"/>
                   </pic:nvPicPr>
                   <pic:blipFill>
@@ -8908,12 +8908,12 @@
           <wp:inline distB="114300" distT="114300" distL="114300" distR="114300">
             <wp:extent cx="76200" cy="228600"/>
             <wp:effectExtent b="0" l="0" r="0" t="0"/>
-            <wp:docPr id="24" name="image19.gif"/>
+            <wp:docPr id="24" name="image17.gif"/>
             <a:graphic>
               <a:graphicData uri="http://schemas.openxmlformats.org/drawingml/2006/picture">
                 <pic:pic>
                   <pic:nvPicPr>
-                    <pic:cNvPr id="0" name="image19.gif"/>
+                    <pic:cNvPr id="0" name="image17.gif"/>
                     <pic:cNvPicPr preferRelativeResize="0"/>
                   </pic:nvPicPr>
                   <pic:blipFill>
@@ -8946,12 +8946,12 @@
           <wp:inline distB="114300" distT="114300" distL="114300" distR="114300">
             <wp:extent cx="266700" cy="228600"/>
             <wp:effectExtent b="0" l="0" r="0" t="0"/>
-            <wp:docPr id="7" name="image5.gif"/>
+            <wp:docPr id="7" name="image12.gif"/>
             <a:graphic>
               <a:graphicData uri="http://schemas.openxmlformats.org/drawingml/2006/picture">
                 <pic:pic>
                   <pic:nvPicPr>
-                    <pic:cNvPr id="0" name="image5.gif"/>
+                    <pic:cNvPr id="0" name="image12.gif"/>
                     <pic:cNvPicPr preferRelativeResize="0"/>
                   </pic:nvPicPr>
                   <pic:blipFill>
@@ -9922,12 +9922,12 @@
           <wp:inline distB="114300" distT="114300" distL="114300" distR="114300">
             <wp:extent cx="5943600" cy="8369300"/>
             <wp:effectExtent b="0" l="0" r="0" t="0"/>
-            <wp:docPr id="12" name="image31.jpg"/>
+            <wp:docPr id="12" name="image18.jpg"/>
             <a:graphic>
               <a:graphicData uri="http://schemas.openxmlformats.org/drawingml/2006/picture">
                 <pic:pic>
                   <pic:nvPicPr>
-                    <pic:cNvPr id="0" name="image31.jpg"/>
+                    <pic:cNvPr id="0" name="image18.jpg"/>
                     <pic:cNvPicPr preferRelativeResize="0"/>
                   </pic:nvPicPr>
                   <pic:blipFill>
@@ -9967,12 +9967,12 @@
           <wp:inline distB="114300" distT="114300" distL="114300" distR="114300">
             <wp:extent cx="6262688" cy="4985054"/>
             <wp:effectExtent b="0" l="0" r="0" t="0"/>
-            <wp:docPr id="1" name="image32.png"/>
+            <wp:docPr id="1" name="image10.png"/>
             <a:graphic>
               <a:graphicData uri="http://schemas.openxmlformats.org/drawingml/2006/picture">
                 <pic:pic>
                   <pic:nvPicPr>
-                    <pic:cNvPr id="0" name="image32.png"/>
+                    <pic:cNvPr id="0" name="image10.png"/>
                     <pic:cNvPicPr preferRelativeResize="0"/>
                   </pic:nvPicPr>
                   <pic:blipFill>
@@ -10113,12 +10113,12 @@
           <wp:inline distB="114300" distT="114300" distL="114300" distR="114300">
             <wp:extent cx="6345194" cy="3176588"/>
             <wp:effectExtent b="0" l="0" r="0" t="0"/>
-            <wp:docPr id="6" name="image28.png"/>
+            <wp:docPr id="6" name="image27.png"/>
             <a:graphic>
               <a:graphicData uri="http://schemas.openxmlformats.org/drawingml/2006/picture">
                 <pic:pic>
                   <pic:nvPicPr>
-                    <pic:cNvPr id="0" name="image28.png"/>
+                    <pic:cNvPr id="0" name="image27.png"/>
                     <pic:cNvPicPr preferRelativeResize="0"/>
                   </pic:nvPicPr>
                   <pic:blipFill>
